--- a/TrendSurf_Optima_Yonetici_El_Kitabi.docx
+++ b/TrendSurf_Optima_Yonetici_El_Kitabi.docx
@@ -43,7 +43,7 @@
           <w:sz w:val="20"/>
           <w:szCs w:val="20"/>
         </w:rPr>
-        <w:t xml:space="preserve">Sürüm v2.0.7 — 10 Temmuz 2026</w:t>
+        <w:t xml:space="preserve">Sürüm v2.0.7.3 — 10 Temmuz 2026</w:t>
       </w:r>
     </w:p>
     <w:p>
@@ -2636,6 +2636,14 @@
         <w:t xml:space="preserve">Akış: cron-job.org (~15 dk) → GitHub Actions firsat_radari.yml (workflow_dispatch, PAT ile) → firsat_radari.py taraması → Supabase intraday_scores tablosuna UPSERT. GitHub'ın kendi cron'u yalnızca yedek tetikleyicidir (*/20, best-effort). Skor formülü worker.py ile birebir aynıdır (hacim/DD düzeltmesi + CSV'den PB/PE/DY temel bileşeni) — bu sayede uygulamadaki skor ile alarm skoru hiçbir zaman ayrışmaz.</w:t>
       </w:r>
     </w:p>
+    <w:p>
+      <w:pPr>
+        <w:spacing w:after="120"/>
+      </w:pPr>
+      <w:r>
+        <w:t xml:space="preserve">Hacim trendi bileşeni (son 5 gün / son 20 gün ortalaması) YALNIZCA TAMAMLANMIŞ günlerle hesaplanır — bugünün kısmi hacim çubuğu dışlanır (v2.0.7.1). Aksi halde sabah saatlerinde düşük görünen günlük hacim, bileşeni −10'a çekip gün boyu biriktikçe +5'e döndürüyor ve hisse başına 15 puana kadar yapay "sıçrama" alarmı üretiyordu (10 Temmuz sabahı 8 varlık, tamamı bu desende). Fiyat/RSI/momentum canlı kalır; aynı koruma worker.py'de de vardır (formül paritesi).</w:t>
+      </w:r>
+    </w:p>
     <w:tbl>
       <w:tblPr>
         <w:tblW w:type="dxa" w:w="9026"/>
@@ -5800,7 +5808,7 @@
           </w:tcPr>
           <w:p>
             <w:r>
-              <w:t xml:space="preserve">Her push sonrası Streamlit Cloud redeploy tüm oturumları sıfırlar</w:t>
+              <w:t xml:space="preserve">v2.0.7.2 öncesi: redeploy/yenileme oturumu düşürüyordu</w:t>
             </w:r>
           </w:p>
         </w:tc>
@@ -5822,7 +5830,7 @@
           </w:tcPr>
           <w:p>
             <w:r>
-              <w:t xml:space="preserve">Beklenen davranış — push sonrası ilk girişte normal</w:t>
+              <w:t xml:space="preserve">v2.0.7.2'de çözüldü — tso_auth çerezi + st.context.cookies geri yükleme</w:t>
             </w:r>
           </w:p>
         </w:tc>
@@ -6332,6 +6340,77 @@
           <w:p>
             <w:r>
               <w:t xml:space="preserve">Açık madde — kaynak/kod eşlemesi incelenecek; fiyatsız varlık skoru 0</w:t>
+            </w:r>
+          </w:p>
+        </w:tc>
+      </w:tr>
+      <w:tr>
+        <w:trPr>
+          <w:tblHeader w:val="false"/>
+        </w:trPr>
+        <w:tc>
+          <w:tcPr>
+            <w:tcW w:type="dxa" w:w="3008"/>
+            <w:tcBorders>
+              <w:top w:val="single" w:color="BFC9D4" w:sz="1"/>
+              <w:left w:val="single" w:color="BFC9D4" w:sz="1"/>
+              <w:bottom w:val="single" w:color="BFC9D4" w:sz="1"/>
+              <w:right w:val="single" w:color="BFC9D4" w:sz="1"/>
+            </w:tcBorders>
+            <w:tcMar>
+              <w:top w:type="dxa" w:w="80"/>
+              <w:left w:type="dxa" w:w="120"/>
+              <w:bottom w:type="dxa" w:w="80"/>
+              <w:right w:type="dxa" w:w="120"/>
+            </w:tcMar>
+          </w:tcPr>
+          <w:p>
+            <w:r>
+              <w:t xml:space="preserve">Uygulama "Oh no" + Segmentation fault</w:t>
+            </w:r>
+          </w:p>
+        </w:tc>
+        <w:tc>
+          <w:tcPr>
+            <w:tcW w:type="dxa" w:w="3008"/>
+            <w:tcBorders>
+              <w:top w:val="single" w:color="BFC9D4" w:sz="1"/>
+              <w:left w:val="single" w:color="BFC9D4" w:sz="1"/>
+              <w:bottom w:val="single" w:color="BFC9D4" w:sz="1"/>
+              <w:right w:val="single" w:color="BFC9D4" w:sz="1"/>
+            </w:tcBorders>
+            <w:tcMar>
+              <w:top w:type="dxa" w:w="80"/>
+              <w:left w:type="dxa" w:w="120"/>
+              <w:bottom w:type="dxa" w:w="80"/>
+              <w:right w:type="dxa" w:w="120"/>
+            </w:tcMar>
+          </w:tcPr>
+          <w:p>
+            <w:r>
+              <w:t xml:space="preserve">Sürümü sabitlenmemiş bir bağımlılığın bozuk yeni sürümü (örn. 10 Tem 2026: pyarrow 25.0.0, st.dataframe'de segfault)</w:t>
+            </w:r>
+          </w:p>
+        </w:tc>
+        <w:tc>
+          <w:tcPr>
+            <w:tcW w:type="dxa" w:w="3010"/>
+            <w:tcBorders>
+              <w:top w:val="single" w:color="BFC9D4" w:sz="1"/>
+              <w:left w:val="single" w:color="BFC9D4" w:sz="1"/>
+              <w:bottom w:val="single" w:color="BFC9D4" w:sz="1"/>
+              <w:right w:val="single" w:color="BFC9D4" w:sz="1"/>
+            </w:tcBorders>
+            <w:tcMar>
+              <w:top w:type="dxa" w:w="80"/>
+              <w:left w:type="dxa" w:w="120"/>
+              <w:bottom w:type="dxa" w:w="80"/>
+              <w:right w:type="dxa" w:w="120"/>
+            </w:tcMar>
+          </w:tcPr>
+          <w:p>
+            <w:r>
+              <w:t xml:space="preserve">Stabil ve çöken deploy loglarının paket listelerini karşılaştır; değişen paketi requirements.txt'te eski sürüme sabitle. Kod revert'i işe yaramıyorsa suçlu bağımlılıktır</w:t>
             </w:r>
           </w:p>
         </w:tc>
@@ -6430,7 +6509,46 @@
           <w:b/>
           <w:bCs/>
         </w:rPr>
-        <w:t xml:space="preserve">v2.0.5.x – v2.0.7 (Temmuz 2026) — Fırsat Radarı ve Kalıcılık Dönemi</w:t>
+        <w:t xml:space="preserve">v2.0.5.x – v2.0.7.x (Temmuz 2026) — Fırsat Radarı ve Kalıcılık Dönemi</w:t>
+      </w:r>
+    </w:p>
+    <w:p>
+      <w:pPr>
+        <w:pStyle w:val="ListParagraph"/>
+        <w:numPr>
+          <w:ilvl w:val="0"/>
+          <w:numId w:val="14"/>
+        </w:numPr>
+        <w:spacing w:after="80"/>
+      </w:pPr>
+      <w:r>
+        <w:t xml:space="preserve">v2.0.7.3: pyarrow==24.0.0 ve websockets==16.0 sabitlendi — 10 Temmuz'da yayınlanan pyarrow 25.0.0, st.dataframe serileştirmesinde Segmentation fault üreterek uygulamayı her etkileşimde çökertti (giriş ekranı tablosuz olduğu için açılıyordu). Teşhis, stabil ve çöken deploy loglarının paket karşılaştırmasıyla kondu; kod değişikliklerinin suçu yoktu</w:t>
+      </w:r>
+    </w:p>
+    <w:p>
+      <w:pPr>
+        <w:pStyle w:val="ListParagraph"/>
+        <w:numPr>
+          <w:ilvl w:val="0"/>
+          <w:numId w:val="14"/>
+        </w:numPr>
+        <w:spacing w:after="80"/>
+      </w:pPr>
+      <w:r>
+        <w:t xml:space="preserve">v2.0.7.2: Beni Hatırla kalıcı oturum — 90 günlük token tso_auth çerezine yazılır, açılışta st.context.cookies ile sunucu tarafında geri okunur (iframe sandbox'a takılan localStorage denemelerinin yerine). Sayfa yenileme ve push sonrası redeploy artık oturumu düşürmez; çıkışta çerez temizlenir</w:t>
+      </w:r>
+    </w:p>
+    <w:p>
+      <w:pPr>
+        <w:pStyle w:val="ListParagraph"/>
+        <w:numPr>
+          <w:ilvl w:val="0"/>
+          <w:numId w:val="14"/>
+        </w:numPr>
+        <w:spacing w:after="80"/>
+      </w:pPr>
+      <w:r>
+        <w:t xml:space="preserve">v2.0.7.1: Skorun hacim trendi bileşeninde bugünün kısmi çubuğu dışlandı — sabah/gün içi yapay sıçrama alarmları giderildi (bkz. 3.1)</w:t>
       </w:r>
     </w:p>
     <w:p>
@@ -6845,7 +6963,7 @@
         <w:sz w:val="18"/>
         <w:szCs w:val="18"/>
       </w:rPr>
-      <w:t xml:space="preserve">TrendSurf Optima v2.0.7 — Sayfa </w:t>
+      <w:t xml:space="preserve">TrendSurf Optima v2.0.7.3 — Sayfa </w:t>
     </w:r>
     <w:r>
       <w:rPr>

--- a/TrendSurf_Optima_Yonetici_El_Kitabi.docx
+++ b/TrendSurf_Optima_Yonetici_El_Kitabi.docx
@@ -71,6 +71,7 @@
           <w:bCs/>
         </w:rPr>
       </w:pPr>
+      <w:proofErr w:type="gramStart"/>
       <w:r>
         <w:rPr>
           <w:rStyle w:val="TrendPart"/>
@@ -100,7 +101,16 @@
           <w:b/>
           <w:bCs/>
         </w:rPr>
-        <w:t> OPTİMA </w:t>
+        <w:t> OPTİMA</w:t>
+      </w:r>
+      <w:proofErr w:type="gramEnd"/>
+      <w:r>
+        <w:rPr>
+          <w:rStyle w:val="OptimaPart"/>
+          <w:b/>
+          <w:bCs/>
+        </w:rPr>
+        <w:t> </w:t>
       </w:r>
     </w:p>
     <w:p>
@@ -570,12 +580,6 @@
         <w:gridCol w:w="4450"/>
       </w:tblGrid>
       <w:tr>
-        <w:tblPrEx>
-          <w:tblCellMar>
-            <w:top w:w="0" w:type="dxa"/>
-            <w:bottom w:w="0" w:type="dxa"/>
-          </w:tblCellMar>
-        </w:tblPrEx>
         <w:trPr>
           <w:tblHeader/>
         </w:trPr>
@@ -609,12 +613,6 @@
         </w:tc>
       </w:tr>
       <w:tr>
-        <w:tblPrEx>
-          <w:tblCellMar>
-            <w:top w:w="0" w:type="dxa"/>
-            <w:bottom w:w="0" w:type="dxa"/>
-          </w:tblCellMar>
-        </w:tblPrEx>
         <w:tc>
           <w:tcPr>
             <w:tcW w:w="0" w:type="auto"/>
@@ -637,12 +635,6 @@
         </w:tc>
       </w:tr>
       <w:tr>
-        <w:tblPrEx>
-          <w:tblCellMar>
-            <w:top w:w="0" w:type="dxa"/>
-            <w:bottom w:w="0" w:type="dxa"/>
-          </w:tblCellMar>
-        </w:tblPrEx>
         <w:tc>
           <w:tcPr>
             <w:tcW w:w="0" w:type="auto"/>
@@ -665,12 +657,6 @@
         </w:tc>
       </w:tr>
       <w:tr>
-        <w:tblPrEx>
-          <w:tblCellMar>
-            <w:top w:w="0" w:type="dxa"/>
-            <w:bottom w:w="0" w:type="dxa"/>
-          </w:tblCellMar>
-        </w:tblPrEx>
         <w:tc>
           <w:tcPr>
             <w:tcW w:w="0" w:type="auto"/>
@@ -693,12 +679,6 @@
         </w:tc>
       </w:tr>
       <w:tr>
-        <w:tblPrEx>
-          <w:tblCellMar>
-            <w:top w:w="0" w:type="dxa"/>
-            <w:bottom w:w="0" w:type="dxa"/>
-          </w:tblCellMar>
-        </w:tblPrEx>
         <w:tc>
           <w:tcPr>
             <w:tcW w:w="0" w:type="auto"/>
@@ -721,12 +701,6 @@
         </w:tc>
       </w:tr>
       <w:tr>
-        <w:tblPrEx>
-          <w:tblCellMar>
-            <w:top w:w="0" w:type="dxa"/>
-            <w:bottom w:w="0" w:type="dxa"/>
-          </w:tblCellMar>
-        </w:tblPrEx>
         <w:tc>
           <w:tcPr>
             <w:tcW w:w="0" w:type="auto"/>
@@ -749,12 +723,6 @@
         </w:tc>
       </w:tr>
       <w:tr>
-        <w:tblPrEx>
-          <w:tblCellMar>
-            <w:top w:w="0" w:type="dxa"/>
-            <w:bottom w:w="0" w:type="dxa"/>
-          </w:tblCellMar>
-        </w:tblPrEx>
         <w:tc>
           <w:tcPr>
             <w:tcW w:w="0" w:type="auto"/>
@@ -777,12 +745,6 @@
         </w:tc>
       </w:tr>
       <w:tr>
-        <w:tblPrEx>
-          <w:tblCellMar>
-            <w:top w:w="0" w:type="dxa"/>
-            <w:bottom w:w="0" w:type="dxa"/>
-          </w:tblCellMar>
-        </w:tblPrEx>
         <w:tc>
           <w:tcPr>
             <w:tcW w:w="0" w:type="auto"/>
@@ -805,12 +767,6 @@
         </w:tc>
       </w:tr>
       <w:tr>
-        <w:tblPrEx>
-          <w:tblCellMar>
-            <w:top w:w="0" w:type="dxa"/>
-            <w:bottom w:w="0" w:type="dxa"/>
-          </w:tblCellMar>
-        </w:tblPrEx>
         <w:tc>
           <w:tcPr>
             <w:tcW w:w="0" w:type="auto"/>
@@ -833,12 +789,6 @@
         </w:tc>
       </w:tr>
       <w:tr>
-        <w:tblPrEx>
-          <w:tblCellMar>
-            <w:top w:w="0" w:type="dxa"/>
-            <w:bottom w:w="0" w:type="dxa"/>
-          </w:tblCellMar>
-        </w:tblPrEx>
         <w:tc>
           <w:tcPr>
             <w:tcW w:w="0" w:type="auto"/>
@@ -861,12 +811,6 @@
         </w:tc>
       </w:tr>
       <w:tr>
-        <w:tblPrEx>
-          <w:tblCellMar>
-            <w:top w:w="0" w:type="dxa"/>
-            <w:bottom w:w="0" w:type="dxa"/>
-          </w:tblCellMar>
-        </w:tblPrEx>
         <w:tc>
           <w:tcPr>
             <w:tcW w:w="0" w:type="auto"/>
@@ -889,12 +833,6 @@
         </w:tc>
       </w:tr>
       <w:tr>
-        <w:tblPrEx>
-          <w:tblCellMar>
-            <w:top w:w="0" w:type="dxa"/>
-            <w:bottom w:w="0" w:type="dxa"/>
-          </w:tblCellMar>
-        </w:tblPrEx>
         <w:tc>
           <w:tcPr>
             <w:tcW w:w="0" w:type="auto"/>
@@ -917,12 +855,6 @@
         </w:tc>
       </w:tr>
       <w:tr>
-        <w:tblPrEx>
-          <w:tblCellMar>
-            <w:top w:w="0" w:type="dxa"/>
-            <w:bottom w:w="0" w:type="dxa"/>
-          </w:tblCellMar>
-        </w:tblPrEx>
         <w:tc>
           <w:tcPr>
             <w:tcW w:w="0" w:type="auto"/>
@@ -945,12 +877,6 @@
         </w:tc>
       </w:tr>
       <w:tr>
-        <w:tblPrEx>
-          <w:tblCellMar>
-            <w:top w:w="0" w:type="dxa"/>
-            <w:bottom w:w="0" w:type="dxa"/>
-          </w:tblCellMar>
-        </w:tblPrEx>
         <w:tc>
           <w:tcPr>
             <w:tcW w:w="0" w:type="auto"/>
@@ -973,12 +899,6 @@
         </w:tc>
       </w:tr>
       <w:tr>
-        <w:tblPrEx>
-          <w:tblCellMar>
-            <w:top w:w="0" w:type="dxa"/>
-            <w:bottom w:w="0" w:type="dxa"/>
-          </w:tblCellMar>
-        </w:tblPrEx>
         <w:tc>
           <w:tcPr>
             <w:tcW w:w="0" w:type="auto"/>
@@ -1001,12 +921,6 @@
         </w:tc>
       </w:tr>
       <w:tr>
-        <w:tblPrEx>
-          <w:tblCellMar>
-            <w:top w:w="0" w:type="dxa"/>
-            <w:bottom w:w="0" w:type="dxa"/>
-          </w:tblCellMar>
-        </w:tblPrEx>
         <w:tc>
           <w:tcPr>
             <w:tcW w:w="0" w:type="auto"/>
@@ -1029,12 +943,6 @@
         </w:tc>
       </w:tr>
       <w:tr>
-        <w:tblPrEx>
-          <w:tblCellMar>
-            <w:top w:w="0" w:type="dxa"/>
-            <w:bottom w:w="0" w:type="dxa"/>
-          </w:tblCellMar>
-        </w:tblPrEx>
         <w:tc>
           <w:tcPr>
             <w:tcW w:w="0" w:type="auto"/>
@@ -1057,12 +965,6 @@
         </w:tc>
       </w:tr>
       <w:tr>
-        <w:tblPrEx>
-          <w:tblCellMar>
-            <w:top w:w="0" w:type="dxa"/>
-            <w:bottom w:w="0" w:type="dxa"/>
-          </w:tblCellMar>
-        </w:tblPrEx>
         <w:tc>
           <w:tcPr>
             <w:tcW w:w="0" w:type="auto"/>
@@ -1085,12 +987,6 @@
         </w:tc>
       </w:tr>
       <w:tr>
-        <w:tblPrEx>
-          <w:tblCellMar>
-            <w:top w:w="0" w:type="dxa"/>
-            <w:bottom w:w="0" w:type="dxa"/>
-          </w:tblCellMar>
-        </w:tblPrEx>
         <w:tc>
           <w:tcPr>
             <w:tcW w:w="0" w:type="auto"/>
@@ -1113,12 +1009,6 @@
         </w:tc>
       </w:tr>
       <w:tr>
-        <w:tblPrEx>
-          <w:tblCellMar>
-            <w:top w:w="0" w:type="dxa"/>
-            <w:bottom w:w="0" w:type="dxa"/>
-          </w:tblCellMar>
-        </w:tblPrEx>
         <w:tc>
           <w:tcPr>
             <w:tcW w:w="0" w:type="auto"/>
@@ -1141,12 +1031,6 @@
         </w:tc>
       </w:tr>
       <w:tr>
-        <w:tblPrEx>
-          <w:tblCellMar>
-            <w:top w:w="0" w:type="dxa"/>
-            <w:bottom w:w="0" w:type="dxa"/>
-          </w:tblCellMar>
-        </w:tblPrEx>
         <w:tc>
           <w:tcPr>
             <w:tcW w:w="0" w:type="auto"/>
@@ -1169,12 +1053,6 @@
         </w:tc>
       </w:tr>
       <w:tr>
-        <w:tblPrEx>
-          <w:tblCellMar>
-            <w:top w:w="0" w:type="dxa"/>
-            <w:bottom w:w="0" w:type="dxa"/>
-          </w:tblCellMar>
-        </w:tblPrEx>
         <w:tc>
           <w:tcPr>
             <w:tcW w:w="0" w:type="auto"/>
@@ -1197,12 +1075,6 @@
         </w:tc>
       </w:tr>
       <w:tr>
-        <w:tblPrEx>
-          <w:tblCellMar>
-            <w:top w:w="0" w:type="dxa"/>
-            <w:bottom w:w="0" w:type="dxa"/>
-          </w:tblCellMar>
-        </w:tblPrEx>
         <w:tc>
           <w:tcPr>
             <w:tcW w:w="0" w:type="auto"/>
@@ -1280,8 +1152,21 @@
           <w:numId w:val="10"/>
         </w:numPr>
       </w:pPr>
-      <w:r>
-        <w:t>health_state.json — sağlık kontrolünün kategori imza/zaman durumu (her koşuda Actions tarafından commit edilir)</w:t>
+      <w:proofErr w:type="gramStart"/>
+      <w:r>
+        <w:t>health</w:t>
+      </w:r>
+      <w:proofErr w:type="gramEnd"/>
+      <w:r>
+        <w:t>_</w:t>
+      </w:r>
+      <w:proofErr w:type="gramStart"/>
+      <w:r>
+        <w:t>state.json</w:t>
+      </w:r>
+      <w:proofErr w:type="gramEnd"/>
+      <w:r>
+        <w:t xml:space="preserve"> — sağlık kontrolünün kategori imza/zaman durumu (her koşuda Actions tarafından commit edilir)</w:t>
       </w:r>
     </w:p>
     <w:p>
@@ -1334,15 +1219,9 @@
       </w:tblPr>
       <w:tblGrid>
         <w:gridCol w:w="927"/>
-        <w:gridCol w:w="1487"/>
+        <w:gridCol w:w="3708"/>
       </w:tblGrid>
       <w:tr>
-        <w:tblPrEx>
-          <w:tblCellMar>
-            <w:top w:w="0" w:type="dxa"/>
-            <w:bottom w:w="0" w:type="dxa"/>
-          </w:tblCellMar>
-        </w:tblPrEx>
         <w:trPr>
           <w:tblHeader/>
         </w:trPr>
@@ -1376,12 +1255,6 @@
         </w:tc>
       </w:tr>
       <w:tr>
-        <w:tblPrEx>
-          <w:tblCellMar>
-            <w:top w:w="0" w:type="dxa"/>
-            <w:bottom w:w="0" w:type="dxa"/>
-          </w:tblCellMar>
-        </w:tblPrEx>
         <w:tc>
           <w:tcPr>
             <w:tcW w:w="0" w:type="auto"/>
@@ -1404,12 +1277,6 @@
         </w:tc>
       </w:tr>
       <w:tr>
-        <w:tblPrEx>
-          <w:tblCellMar>
-            <w:top w:w="0" w:type="dxa"/>
-            <w:bottom w:w="0" w:type="dxa"/>
-          </w:tblCellMar>
-        </w:tblPrEx>
         <w:tc>
           <w:tcPr>
             <w:tcW w:w="0" w:type="auto"/>
@@ -1432,12 +1299,6 @@
         </w:tc>
       </w:tr>
       <w:tr>
-        <w:tblPrEx>
-          <w:tblCellMar>
-            <w:top w:w="0" w:type="dxa"/>
-            <w:bottom w:w="0" w:type="dxa"/>
-          </w:tblCellMar>
-        </w:tblPrEx>
         <w:tc>
           <w:tcPr>
             <w:tcW w:w="0" w:type="auto"/>
@@ -1454,18 +1315,12 @@
           </w:tcPr>
           <w:p>
             <w:r>
-              <w:t>18</w:t>
-            </w:r>
-          </w:p>
-        </w:tc>
-      </w:tr>
-      <w:tr>
-        <w:tblPrEx>
-          <w:tblCellMar>
-            <w:top w:w="0" w:type="dxa"/>
-            <w:bottom w:w="0" w:type="dxa"/>
-          </w:tblCellMar>
-        </w:tblPrEx>
+              <w:t>188</w:t>
+            </w:r>
+          </w:p>
+        </w:tc>
+      </w:tr>
+      <w:tr>
         <w:tc>
           <w:tcPr>
             <w:tcW w:w="0" w:type="auto"/>
@@ -1482,18 +1337,12 @@
           </w:tcPr>
           <w:p>
             <w:r>
-              <w:t>9</w:t>
-            </w:r>
-          </w:p>
-        </w:tc>
-      </w:tr>
-      <w:tr>
-        <w:tblPrEx>
-          <w:tblCellMar>
-            <w:top w:w="0" w:type="dxa"/>
-            <w:bottom w:w="0" w:type="dxa"/>
-          </w:tblCellMar>
-        </w:tblPrEx>
+              <w:t>17</w:t>
+            </w:r>
+          </w:p>
+        </w:tc>
+      </w:tr>
+      <w:tr>
         <w:tc>
           <w:tcPr>
             <w:tcW w:w="0" w:type="auto"/>
@@ -1510,7 +1359,7 @@
           </w:tcPr>
           <w:p>
             <w:r>
-              <w:t>12 TRY çapraz</w:t>
+              <w:t>63 TRY bazlı (12 ana + 51 genişleme)</w:t>
             </w:r>
           </w:p>
         </w:tc>
@@ -1526,7 +1375,7 @@
         <w:pStyle w:val="BodyText"/>
       </w:pPr>
       <w:r>
-        <w:t>⚠ Kaldırılan Varlıklar (v1.9.10)</w:t>
+        <w:t>Kaldırılan Varlıklar</w:t>
       </w:r>
     </w:p>
     <w:p>
@@ -1534,10 +1383,9 @@
         <w:pStyle w:val="BodyText"/>
       </w:pPr>
       <w:r>
-        <w:t>ONS_ALTIN_TRY ve BNB, USD/TL karışıklığı ve tutarsız çevirim nedeniyle sistemden çıkarıldı. Bu varlıklar artık görüntülenmez.</w:t>
-      </w:r>
-    </w:p>
-    <w:p/>
+        <w:t>ONS_ALTIN_TRY ve BNB (v1.9.10), USD/TL karışıklığı ve tutarsız çevirim nedeniyle sistemden çıkarıldı. PALADYUM_TRY (v2.0.7.76), RSI/Ret1M için hiçbir kaynakta geçmiş veri bulunamadığı için (Truncgil sadece anlık fiyat, canlidoviz'de slug yok, Harem 401) sistemden tamamen kaldırıldı. Bu varlıklar artık görüntülenmez.</w:t>
+      </w:r>
+    </w:p>
     <w:p>
       <w:pPr>
         <w:pStyle w:val="Heading1"/>
@@ -1560,17 +1408,11 @@
         <w:tblLook w:val="0020" w:firstRow="1" w:lastRow="0" w:firstColumn="0" w:lastColumn="0" w:noHBand="0" w:noVBand="0"/>
       </w:tblPr>
       <w:tblGrid>
-        <w:gridCol w:w="1980"/>
-        <w:gridCol w:w="3209"/>
-        <w:gridCol w:w="4448"/>
+        <w:gridCol w:w="1380"/>
+        <w:gridCol w:w="2990"/>
+        <w:gridCol w:w="5267"/>
       </w:tblGrid>
       <w:tr>
-        <w:tblPrEx>
-          <w:tblCellMar>
-            <w:top w:w="0" w:type="dxa"/>
-            <w:bottom w:w="0" w:type="dxa"/>
-          </w:tblCellMar>
-        </w:tblPrEx>
         <w:trPr>
           <w:tblHeader/>
         </w:trPr>
@@ -1642,12 +1484,6 @@
         </w:tc>
       </w:tr>
       <w:tr>
-        <w:tblPrEx>
-          <w:tblCellMar>
-            <w:top w:w="0" w:type="dxa"/>
-            <w:bottom w:w="0" w:type="dxa"/>
-          </w:tblCellMar>
-        </w:tblPrEx>
         <w:tc>
           <w:tcPr>
             <w:tcW w:w="0" w:type="auto"/>
@@ -1663,29 +1499,33 @@
             <w:tcW w:w="0" w:type="auto"/>
           </w:tcPr>
           <w:p>
-            <w:r>
-              <w:t>borsapy (BtcTurk üzerinden canlı)</w:t>
-            </w:r>
-          </w:p>
-        </w:tc>
-        <w:tc>
-          <w:tcPr>
-            <w:tcW w:w="0" w:type="auto"/>
-          </w:tcPr>
-          <w:p>
-            <w:r>
-              <w:t>yfinance (.IS suffix) → son bilinen fiyat</w:t>
-            </w:r>
-          </w:p>
-        </w:tc>
-      </w:tr>
-      <w:tr>
-        <w:tblPrEx>
-          <w:tblCellMar>
-            <w:top w:w="0" w:type="dxa"/>
-            <w:bottom w:w="0" w:type="dxa"/>
-          </w:tblCellMar>
-        </w:tblPrEx>
+            <w:proofErr w:type="gramStart"/>
+            <w:r>
+              <w:t>borsapy</w:t>
+            </w:r>
+            <w:proofErr w:type="gramEnd"/>
+            <w:r>
+              <w:t xml:space="preserve"> (BtcTurk üzerinden canlı)</w:t>
+            </w:r>
+          </w:p>
+        </w:tc>
+        <w:tc>
+          <w:tcPr>
+            <w:tcW w:w="0" w:type="auto"/>
+          </w:tcPr>
+          <w:p>
+            <w:proofErr w:type="gramStart"/>
+            <w:r>
+              <w:t>yfinance</w:t>
+            </w:r>
+            <w:proofErr w:type="gramEnd"/>
+            <w:r>
+              <w:t xml:space="preserve"> (.IS suffix) → son bilinen fiyat</w:t>
+            </w:r>
+          </w:p>
+        </w:tc>
+      </w:tr>
+      <w:tr>
         <w:tc>
           <w:tcPr>
             <w:tcW w:w="0" w:type="auto"/>
@@ -1711,19 +1551,18 @@
             <w:tcW w:w="0" w:type="auto"/>
           </w:tcPr>
           <w:p>
-            <w:r>
-              <w:t>pytefas kütüphanesi</w:t>
-            </w:r>
-          </w:p>
-        </w:tc>
-      </w:tr>
-      <w:tr>
-        <w:tblPrEx>
-          <w:tblCellMar>
-            <w:top w:w="0" w:type="dxa"/>
-            <w:bottom w:w="0" w:type="dxa"/>
-          </w:tblCellMar>
-        </w:tblPrEx>
+            <w:proofErr w:type="gramStart"/>
+            <w:r>
+              <w:t>pytefas</w:t>
+            </w:r>
+            <w:proofErr w:type="gramEnd"/>
+            <w:r>
+              <w:t xml:space="preserve"> kütüphanesi</w:t>
+            </w:r>
+          </w:p>
+        </w:tc>
+      </w:tr>
+      <w:tr>
         <w:tc>
           <w:tcPr>
             <w:tcW w:w="0" w:type="auto"/>
@@ -1749,19 +1588,18 @@
             <w:tcW w:w="0" w:type="auto"/>
           </w:tcPr>
           <w:p>
-            <w:r>
-              <w:t>yfinance (GC=F vb.) × USDTRY</w:t>
-            </w:r>
-          </w:p>
-        </w:tc>
-      </w:tr>
-      <w:tr>
-        <w:tblPrEx>
-          <w:tblCellMar>
-            <w:top w:w="0" w:type="dxa"/>
-            <w:bottom w:w="0" w:type="dxa"/>
-          </w:tblCellMar>
-        </w:tblPrEx>
+            <w:proofErr w:type="gramStart"/>
+            <w:r>
+              <w:t>canlidoviz</w:t>
+            </w:r>
+            <w:proofErr w:type="gramEnd"/>
+            <w:r>
+              <w:t xml:space="preserve"> (Harem/serbest piyasa, RSI/Ret1M/skor için — sentetik USD×kur fiyat DAİMA YASAK)</w:t>
+            </w:r>
+          </w:p>
+        </w:tc>
+      </w:tr>
+      <w:tr>
         <w:tc>
           <w:tcPr>
             <w:tcW w:w="0" w:type="auto"/>
@@ -1777,29 +1615,33 @@
             <w:tcW w:w="0" w:type="auto"/>
           </w:tcPr>
           <w:p>
-            <w:r>
-              <w:t>yfinance (=X suffix)</w:t>
-            </w:r>
-          </w:p>
-        </w:tc>
-        <w:tc>
-          <w:tcPr>
-            <w:tcW w:w="0" w:type="auto"/>
-          </w:tcPr>
-          <w:p>
-            <w:r>
-              <w:t>TCMB XML API → EVDS API (TCMB_KEY)</w:t>
-            </w:r>
-          </w:p>
-        </w:tc>
-      </w:tr>
-      <w:tr>
-        <w:tblPrEx>
-          <w:tblCellMar>
-            <w:top w:w="0" w:type="dxa"/>
-            <w:bottom w:w="0" w:type="dxa"/>
-          </w:tblCellMar>
-        </w:tblPrEx>
+            <w:proofErr w:type="gramStart"/>
+            <w:r>
+              <w:t>canlidoviz</w:t>
+            </w:r>
+            <w:proofErr w:type="gramEnd"/>
+            <w:r>
+              <w:t xml:space="preserve"> (Harem/serbest piyasa, TÜM 63 döviz)</w:t>
+            </w:r>
+          </w:p>
+        </w:tc>
+        <w:tc>
+          <w:tcPr>
+            <w:tcW w:w="0" w:type="auto"/>
+          </w:tcPr>
+          <w:p>
+            <w:proofErr w:type="gramStart"/>
+            <w:r>
+              <w:t>yfinance</w:t>
+            </w:r>
+            <w:proofErr w:type="gramEnd"/>
+            <w:r>
+              <w:t xml:space="preserve"> doğrudan sorgu → Truncgil (anlık-sadece)</w:t>
+            </w:r>
+          </w:p>
+        </w:tc>
+      </w:tr>
+      <w:tr>
         <w:tc>
           <w:tcPr>
             <w:tcW w:w="0" w:type="auto"/>
@@ -1826,18 +1668,12 @@
           </w:tcPr>
           <w:p>
             <w:r>
-              <w:t>yfinance USD × USD/TRY</w:t>
-            </w:r>
-          </w:p>
-        </w:tc>
-      </w:tr>
-      <w:tr>
-        <w:tblPrEx>
-          <w:tblCellMar>
-            <w:top w:w="0" w:type="dxa"/>
-            <w:bottom w:w="0" w:type="dxa"/>
-          </w:tblCellMar>
-        </w:tblPrEx>
+              <w:t>YOK (sadece BtcTurk — sentetik çevrim yasak)</w:t>
+            </w:r>
+          </w:p>
+        </w:tc>
+      </w:tr>
+      <w:tr>
         <w:tc>
           <w:tcPr>
             <w:tcW w:w="0" w:type="auto"/>
@@ -1863,19 +1699,18 @@
             <w:tcW w:w="0" w:type="auto"/>
           </w:tcPr>
           <w:p>
-            <w:r>
-              <w:t>yfinance info (P/E, beta, temettü verimi)</w:t>
-            </w:r>
-          </w:p>
-        </w:tc>
-      </w:tr>
-      <w:tr>
-        <w:tblPrEx>
-          <w:tblCellMar>
-            <w:top w:w="0" w:type="dxa"/>
-            <w:bottom w:w="0" w:type="dxa"/>
-          </w:tblCellMar>
-        </w:tblPrEx>
+            <w:proofErr w:type="gramStart"/>
+            <w:r>
+              <w:t>yfinance</w:t>
+            </w:r>
+            <w:proofErr w:type="gramEnd"/>
+            <w:r>
+              <w:t xml:space="preserve"> info (P/E, beta, temettü verimi)</w:t>
+            </w:r>
+          </w:p>
+        </w:tc>
+      </w:tr>
+      <w:tr>
         <w:tc>
           <w:tcPr>
             <w:tcW w:w="0" w:type="auto"/>
@@ -1908,12 +1743,6 @@
         </w:tc>
       </w:tr>
       <w:tr>
-        <w:tblPrEx>
-          <w:tblCellMar>
-            <w:top w:w="0" w:type="dxa"/>
-            <w:bottom w:w="0" w:type="dxa"/>
-          </w:tblCellMar>
-        </w:tblPrEx>
         <w:tc>
           <w:tcPr>
             <w:tcW w:w="0" w:type="auto"/>
@@ -1951,7 +1780,7 @@
         <w:pStyle w:val="BodyText"/>
       </w:pPr>
       <w:r>
-        <w:t>ⓘ Worker.py Çalışma Konumu</w:t>
+        <w:t>Worker.py Çalışma Konumu</w:t>
       </w:r>
     </w:p>
     <w:p>
@@ -1967,11 +1796,6 @@
         <w:pStyle w:val="Heading2"/>
       </w:pPr>
       <w:bookmarkStart w:id="6" w:name="h6"/>
-    </w:p>
-    <w:p>
-      <w:pPr>
-        <w:pStyle w:val="Heading2"/>
-      </w:pPr>
       <w:r>
         <w:t>2.1 Fiyat Tespit Raporu Ayrıştırma Mimarisi</w:t>
       </w:r>
@@ -1985,8 +1809,13 @@
       <w:pPr>
         <w:pStyle w:val="BodyText"/>
       </w:pPr>
-      <w:r>
-        <w:t>temel_deger_hesaplama mantığı, raporun “özet kutusu”ndan (Gelir Özeti + Bilanço + Çarpanlar) bağımsız olarak Graham Sayısı ve Çarpan Bazlı Değer hesaplar — aracı kurumun kendi değerlemesinden tamamen ayrı, ikinci bir bakış açısı sunar.</w:t>
+      <w:proofErr w:type="gramStart"/>
+      <w:r>
+        <w:t>temel</w:t>
+      </w:r>
+      <w:proofErr w:type="gramEnd"/>
+      <w:r>
+        <w:t>_deger_hesaplama mantığı, raporun “özet kutusu”ndan (Gelir Özeti + Bilanço + Çarpanlar) bağımsız olarak Graham Sayısı ve Çarpan Bazlı Değer hesaplar — aracı kurumun kendi değerlemesinden tamamen ayrı, ikinci bir bakış açısı sunar.</w:t>
       </w:r>
     </w:p>
     <w:p>
@@ -1999,25 +1828,11 @@
     </w:p>
     <w:p>
       <w:pPr>
-        <w:rPr>
-          <w:rFonts w:ascii="Arial" w:hAnsi="Arial" w:cs="Arial"/>
-        </w:rPr>
-      </w:pPr>
-      <w:r>
-        <w:br w:type="page"/>
-      </w:r>
-    </w:p>
-    <w:p>
-      <w:pPr>
         <w:pStyle w:val="BodyText"/>
       </w:pPr>
-    </w:p>
-    <w:p>
-      <w:pPr>
-        <w:pStyle w:val="BodyText"/>
-      </w:pPr>
-      <w:r>
-        <w:t>⚠ Bilinçli Boş Bırakma İlkesi</w:t>
+      <w:r>
+        <w:lastRenderedPageBreak/>
+        <w:t>Bilinçli Boş Bırakma İlkesi</w:t>
       </w:r>
     </w:p>
     <w:p>
@@ -2077,12 +1892,6 @@
         <w:gridCol w:w="6393"/>
       </w:tblGrid>
       <w:tr>
-        <w:tblPrEx>
-          <w:tblCellMar>
-            <w:top w:w="0" w:type="dxa"/>
-            <w:bottom w:w="0" w:type="dxa"/>
-          </w:tblCellMar>
-        </w:tblPrEx>
         <w:trPr>
           <w:tblHeader/>
         </w:trPr>
@@ -2132,12 +1941,6 @@
         </w:tc>
       </w:tr>
       <w:tr>
-        <w:tblPrEx>
-          <w:tblCellMar>
-            <w:top w:w="0" w:type="dxa"/>
-            <w:bottom w:w="0" w:type="dxa"/>
-          </w:tblCellMar>
-        </w:tblPrEx>
         <w:tc>
           <w:tcPr>
             <w:tcW w:w="0" w:type="auto"/>
@@ -2160,12 +1963,6 @@
         </w:tc>
       </w:tr>
       <w:tr>
-        <w:tblPrEx>
-          <w:tblCellMar>
-            <w:top w:w="0" w:type="dxa"/>
-            <w:bottom w:w="0" w:type="dxa"/>
-          </w:tblCellMar>
-        </w:tblPrEx>
         <w:tc>
           <w:tcPr>
             <w:tcW w:w="0" w:type="auto"/>
@@ -2188,12 +1985,6 @@
         </w:tc>
       </w:tr>
       <w:tr>
-        <w:tblPrEx>
-          <w:tblCellMar>
-            <w:top w:w="0" w:type="dxa"/>
-            <w:bottom w:w="0" w:type="dxa"/>
-          </w:tblCellMar>
-        </w:tblPrEx>
         <w:tc>
           <w:tcPr>
             <w:tcW w:w="0" w:type="auto"/>
@@ -2319,12 +2110,6 @@
         <w:gridCol w:w="4276"/>
       </w:tblGrid>
       <w:tr>
-        <w:tblPrEx>
-          <w:tblCellMar>
-            <w:top w:w="0" w:type="dxa"/>
-            <w:bottom w:w="0" w:type="dxa"/>
-          </w:tblCellMar>
-        </w:tblPrEx>
         <w:trPr>
           <w:tblHeader/>
         </w:trPr>
@@ -2372,12 +2157,6 @@
         </w:tc>
       </w:tr>
       <w:tr>
-        <w:tblPrEx>
-          <w:tblCellMar>
-            <w:top w:w="0" w:type="dxa"/>
-            <w:bottom w:w="0" w:type="dxa"/>
-          </w:tblCellMar>
-        </w:tblPrEx>
         <w:tc>
           <w:tcPr>
             <w:tcW w:w="0" w:type="auto"/>
@@ -2410,12 +2189,6 @@
         </w:tc>
       </w:tr>
       <w:tr>
-        <w:tblPrEx>
-          <w:tblCellMar>
-            <w:top w:w="0" w:type="dxa"/>
-            <w:bottom w:w="0" w:type="dxa"/>
-          </w:tblCellMar>
-        </w:tblPrEx>
         <w:tc>
           <w:tcPr>
             <w:tcW w:w="0" w:type="auto"/>
@@ -2448,12 +2221,6 @@
         </w:tc>
       </w:tr>
       <w:tr>
-        <w:tblPrEx>
-          <w:tblCellMar>
-            <w:top w:w="0" w:type="dxa"/>
-            <w:bottom w:w="0" w:type="dxa"/>
-          </w:tblCellMar>
-        </w:tblPrEx>
         <w:tc>
           <w:tcPr>
             <w:tcW w:w="0" w:type="auto"/>
@@ -2498,25 +2265,12 @@
         <w:pStyle w:val="Heading2"/>
       </w:pPr>
       <w:r>
-        <w:t xml:space="preserve">3.3 </w:t>
-      </w:r>
-      <w:proofErr w:type="spellStart"/>
-      <w:r>
-        <w:t>Keep-Alive</w:t>
-      </w:r>
-      <w:proofErr w:type="spellEnd"/>
-    </w:p>
-    <w:p>
-      <w:r>
-        <w:t xml:space="preserve">Streamlit Cloud, ziyaret edilmeyen uygulamayı uyutur. Uyandırma, radar workflow’una gömülü curl -L adımıyla yapılır (yönlendirme zincirini cookie’lerle takip ettiği için auth katmanını geçer; cron-job.org’un düz GET’i bunu başaramıyordu). Ayrı bir cron-job keep-alive işi YOKTUR — eski “TrendSurf </w:t>
-      </w:r>
-      <w:proofErr w:type="spellStart"/>
-      <w:r>
-        <w:t>Keep-Alive</w:t>
-      </w:r>
-      <w:proofErr w:type="spellEnd"/>
-      <w:r>
-        <w:t>” işi silindi.</w:t>
+        <w:t>3.3 Keep-Alive</w:t>
+      </w:r>
+    </w:p>
+    <w:p>
+      <w:r>
+        <w:t>Streamlit Cloud, ziyaret edilmeyen uygulamayı uyutur. Uyandırma, radar workflow’una gömülü curl -L adımıyla yapılır (yönlendirme zincirini cookie’lerle takip ettiği için auth katmanını geçer; cron-job.org’un düz GET’i bunu başaramıyordu). Ayrı bir cron-job keep-alive işi YOKTUR — eski “TrendSurf Keep-Alive” işi silindi.</w:t>
       </w:r>
     </w:p>
     <w:p>
@@ -2568,7 +2322,15 @@
     </w:p>
     <w:p>
       <w:r>
-        <w:t>Supabase bağlantısı 10 sn / sorgu 15 sn zaman sınırlıdır: Supabase arızasında iş askıda kalıp GitHub’dan “cancelled” maili üretmek yerine hızla kendi “ulaşılamadı” uyarısını üretir. Koşu sonunda health_state.json repoya commit edilir.</w:t>
+        <w:t>Supabase bağlantısı 10 sn / sorgu 15 sn zaman sınırlıdır: Supabase arızasında iş askıda kalıp GitHub’dan “cancelled” maili üretmek yerine hızla kendi “ulaşılamadı” uyarısını üretir. Koşu sonunda health_</w:t>
+      </w:r>
+      <w:proofErr w:type="gramStart"/>
+      <w:r>
+        <w:t>state.json</w:t>
+      </w:r>
+      <w:proofErr w:type="gramEnd"/>
+      <w:r>
+        <w:t xml:space="preserve"> repoya commit edilir.</w:t>
       </w:r>
     </w:p>
     <w:p>
@@ -2615,15 +2377,7 @@
         <w:pStyle w:val="Heading2"/>
       </w:pPr>
       <w:r>
-        <w:t xml:space="preserve">4.1 </w:t>
-      </w:r>
-      <w:proofErr w:type="spellStart"/>
-      <w:r>
-        <w:t>GitHub</w:t>
-      </w:r>
-      <w:proofErr w:type="spellEnd"/>
-      <w:r>
-        <w:t xml:space="preserve"> Repo</w:t>
+        <w:t>4.1 GitHub Repo</w:t>
       </w:r>
     </w:p>
     <w:p>
@@ -2643,15 +2397,7 @@
         <w:pStyle w:val="Heading2"/>
       </w:pPr>
       <w:r>
-        <w:t xml:space="preserve">4.2 </w:t>
-      </w:r>
-      <w:proofErr w:type="spellStart"/>
-      <w:r>
-        <w:t>Streamlit</w:t>
-      </w:r>
-      <w:proofErr w:type="spellEnd"/>
-      <w:r>
-        <w:t xml:space="preserve"> Cloud</w:t>
+        <w:t>4.2 Streamlit Cloud</w:t>
       </w:r>
     </w:p>
     <w:p>
@@ -2671,21 +2417,8 @@
         <w:pStyle w:val="Heading2"/>
       </w:pPr>
       <w:r>
-        <w:t xml:space="preserve">4.3 </w:t>
-      </w:r>
-      <w:proofErr w:type="spellStart"/>
-      <w:r>
-        <w:t>Streamlit</w:t>
-      </w:r>
-      <w:proofErr w:type="spellEnd"/>
-      <w:r>
-        <w:t xml:space="preserve"> Cloud </w:t>
-      </w:r>
-      <w:proofErr w:type="spellStart"/>
-      <w:r>
-        <w:t>Secrets</w:t>
-      </w:r>
-      <w:proofErr w:type="spellEnd"/>
+        <w:t>4.3 Streamlit Cloud Secrets</w:t>
+      </w:r>
     </w:p>
     <w:p>
       <w:pPr>
@@ -2717,7 +2450,15 @@
         </w:numPr>
       </w:pPr>
       <w:r>
-        <w:t>[email] altında: smtp_user, smtp_pass, smtp_host, smtp_port</w:t>
+        <w:t>[</w:t>
+      </w:r>
+      <w:proofErr w:type="gramStart"/>
+      <w:r>
+        <w:t>email</w:t>
+      </w:r>
+      <w:proofErr w:type="gramEnd"/>
+      <w:r>
+        <w:t>] altında: smtp_user, smtp_pass, smtp_host, smtp_port</w:t>
       </w:r>
     </w:p>
     <w:p>
@@ -2793,15 +2534,7 @@
         <w:pStyle w:val="Heading2"/>
       </w:pPr>
       <w:r>
-        <w:t>4.4 Zamanlanmış Görevler (</w:t>
-      </w:r>
-      <w:proofErr w:type="spellStart"/>
-      <w:r>
-        <w:t>Scheduler</w:t>
-      </w:r>
-      <w:proofErr w:type="spellEnd"/>
-      <w:r>
-        <w:t>)</w:t>
+        <w:t>4.4 Zamanlanmış Görevler (Scheduler)</w:t>
       </w:r>
     </w:p>
     <w:p>
@@ -2825,12 +2558,6 @@
         <w:gridCol w:w="3790"/>
       </w:tblGrid>
       <w:tr>
-        <w:tblPrEx>
-          <w:tblCellMar>
-            <w:top w:w="0" w:type="dxa"/>
-            <w:bottom w:w="0" w:type="dxa"/>
-          </w:tblCellMar>
-        </w:tblPrEx>
         <w:trPr>
           <w:tblHeader/>
         </w:trPr>
@@ -2847,7 +2574,6 @@
             </w:pPr>
           </w:p>
           <w:p>
-            <w:proofErr w:type="spellStart"/>
             <w:r>
               <w:rPr>
                 <w:b/>
@@ -2855,7 +2581,6 @@
               </w:rPr>
               <w:t>Workflow</w:t>
             </w:r>
-            <w:proofErr w:type="spellEnd"/>
           </w:p>
         </w:tc>
         <w:tc>
@@ -2904,12 +2629,6 @@
         </w:tc>
       </w:tr>
       <w:tr>
-        <w:tblPrEx>
-          <w:tblCellMar>
-            <w:top w:w="0" w:type="dxa"/>
-            <w:bottom w:w="0" w:type="dxa"/>
-          </w:tblCellMar>
-        </w:tblPrEx>
         <w:tc>
           <w:tcPr>
             <w:tcW w:w="0" w:type="auto"/>
@@ -2942,12 +2661,6 @@
         </w:tc>
       </w:tr>
       <w:tr>
-        <w:tblPrEx>
-          <w:tblCellMar>
-            <w:top w:w="0" w:type="dxa"/>
-            <w:bottom w:w="0" w:type="dxa"/>
-          </w:tblCellMar>
-        </w:tblPrEx>
         <w:tc>
           <w:tcPr>
             <w:tcW w:w="0" w:type="auto"/>
@@ -2980,12 +2693,6 @@
         </w:tc>
       </w:tr>
       <w:tr>
-        <w:tblPrEx>
-          <w:tblCellMar>
-            <w:top w:w="0" w:type="dxa"/>
-            <w:bottom w:w="0" w:type="dxa"/>
-          </w:tblCellMar>
-        </w:tblPrEx>
         <w:tc>
           <w:tcPr>
             <w:tcW w:w="0" w:type="auto"/>
@@ -3018,12 +2725,6 @@
         </w:tc>
       </w:tr>
       <w:tr>
-        <w:tblPrEx>
-          <w:tblCellMar>
-            <w:top w:w="0" w:type="dxa"/>
-            <w:bottom w:w="0" w:type="dxa"/>
-          </w:tblCellMar>
-        </w:tblPrEx>
         <w:tc>
           <w:tcPr>
             <w:tcW w:w="0" w:type="auto"/>
@@ -3056,12 +2757,6 @@
         </w:tc>
       </w:tr>
       <w:tr>
-        <w:tblPrEx>
-          <w:tblCellMar>
-            <w:top w:w="0" w:type="dxa"/>
-            <w:bottom w:w="0" w:type="dxa"/>
-          </w:tblCellMar>
-        </w:tblPrEx>
         <w:tc>
           <w:tcPr>
             <w:tcW w:w="0" w:type="auto"/>
@@ -3094,12 +2789,6 @@
         </w:tc>
       </w:tr>
       <w:tr>
-        <w:tblPrEx>
-          <w:tblCellMar>
-            <w:top w:w="0" w:type="dxa"/>
-            <w:bottom w:w="0" w:type="dxa"/>
-          </w:tblCellMar>
-        </w:tblPrEx>
         <w:tc>
           <w:tcPr>
             <w:tcW w:w="0" w:type="auto"/>
@@ -3176,8 +2865,21 @@
           <w:numId w:val="15"/>
         </w:numPr>
       </w:pPr>
-      <w:r>
-        <w:t>.gitignore: venv, cache, secrets, *.json, live_data.zip, debug/gecici dosyalar (golda_*.py, *_YEDEK.json vb.)</w:t>
+      <w:proofErr w:type="gramStart"/>
+      <w:r>
+        <w:t>.gitignore</w:t>
+      </w:r>
+      <w:proofErr w:type="gramEnd"/>
+      <w:r>
+        <w:t xml:space="preserve">: venv, cache, secrets, </w:t>
+      </w:r>
+      <w:proofErr w:type="gramStart"/>
+      <w:r>
+        <w:t>*.json</w:t>
+      </w:r>
+      <w:proofErr w:type="gramEnd"/>
+      <w:r>
+        <w:t>, live_data.zip, debug/gecici dosyalar (golda_*.py, *_YEDEK.json vb.)</w:t>
       </w:r>
     </w:p>
     <w:p>
@@ -3269,12 +2971,6 @@
         <w:gridCol w:w="3482"/>
       </w:tblGrid>
       <w:tr>
-        <w:tblPrEx>
-          <w:tblCellMar>
-            <w:top w:w="0" w:type="dxa"/>
-            <w:bottom w:w="0" w:type="dxa"/>
-          </w:tblCellMar>
-        </w:tblPrEx>
         <w:trPr>
           <w:tblHeader/>
         </w:trPr>
@@ -3308,20 +3004,16 @@
         </w:tc>
       </w:tr>
       <w:tr>
-        <w:tblPrEx>
-          <w:tblCellMar>
-            <w:top w:w="0" w:type="dxa"/>
-            <w:bottom w:w="0" w:type="dxa"/>
-          </w:tblCellMar>
-        </w:tblPrEx>
-        <w:tc>
-          <w:tcPr>
-            <w:tcW w:w="0" w:type="auto"/>
-          </w:tcPr>
-          <w:p>
+        <w:tc>
+          <w:tcPr>
+            <w:tcW w:w="0" w:type="auto"/>
+          </w:tcPr>
+          <w:p>
+            <w:proofErr w:type="gramStart"/>
             <w:r>
               <w:t>free</w:t>
             </w:r>
+            <w:proofErr w:type="gramEnd"/>
           </w:p>
         </w:tc>
         <w:tc>
@@ -3336,20 +3028,16 @@
         </w:tc>
       </w:tr>
       <w:tr>
-        <w:tblPrEx>
-          <w:tblCellMar>
-            <w:top w:w="0" w:type="dxa"/>
-            <w:bottom w:w="0" w:type="dxa"/>
-          </w:tblCellMar>
-        </w:tblPrEx>
-        <w:tc>
-          <w:tcPr>
-            <w:tcW w:w="0" w:type="auto"/>
-          </w:tcPr>
-          <w:p>
+        <w:tc>
+          <w:tcPr>
+            <w:tcW w:w="0" w:type="auto"/>
+          </w:tcPr>
+          <w:p>
+            <w:proofErr w:type="gramStart"/>
             <w:r>
               <w:t>pro</w:t>
             </w:r>
+            <w:proofErr w:type="gramEnd"/>
           </w:p>
         </w:tc>
         <w:tc>
@@ -3364,20 +3052,16 @@
         </w:tc>
       </w:tr>
       <w:tr>
-        <w:tblPrEx>
-          <w:tblCellMar>
-            <w:top w:w="0" w:type="dxa"/>
-            <w:bottom w:w="0" w:type="dxa"/>
-          </w:tblCellMar>
-        </w:tblPrEx>
-        <w:tc>
-          <w:tcPr>
-            <w:tcW w:w="0" w:type="auto"/>
-          </w:tcPr>
-          <w:p>
+        <w:tc>
+          <w:tcPr>
+            <w:tcW w:w="0" w:type="auto"/>
+          </w:tcPr>
+          <w:p>
+            <w:proofErr w:type="gramStart"/>
             <w:r>
               <w:t>premium</w:t>
             </w:r>
+            <w:proofErr w:type="gramEnd"/>
           </w:p>
         </w:tc>
         <w:tc>
@@ -3392,20 +3076,16 @@
         </w:tc>
       </w:tr>
       <w:tr>
-        <w:tblPrEx>
-          <w:tblCellMar>
-            <w:top w:w="0" w:type="dxa"/>
-            <w:bottom w:w="0" w:type="dxa"/>
-          </w:tblCellMar>
-        </w:tblPrEx>
-        <w:tc>
-          <w:tcPr>
-            <w:tcW w:w="0" w:type="auto"/>
-          </w:tcPr>
-          <w:p>
+        <w:tc>
+          <w:tcPr>
+            <w:tcW w:w="0" w:type="auto"/>
+          </w:tcPr>
+          <w:p>
+            <w:proofErr w:type="gramStart"/>
             <w:r>
               <w:t>admin</w:t>
             </w:r>
+            <w:proofErr w:type="gramEnd"/>
           </w:p>
         </w:tc>
         <w:tc>
@@ -3492,15 +3172,7 @@
         <w:pStyle w:val="Heading2"/>
       </w:pPr>
       <w:r>
-        <w:t xml:space="preserve">5.3 </w:t>
-      </w:r>
-      <w:proofErr w:type="spellStart"/>
-      <w:r>
-        <w:t>Supabase</w:t>
-      </w:r>
-      <w:proofErr w:type="spellEnd"/>
-      <w:r>
-        <w:t xml:space="preserve"> Tabloları (Özet)</w:t>
+        <w:t>5.3 Supabase Tabloları (Özet)</w:t>
       </w:r>
     </w:p>
     <w:tbl>
@@ -3518,12 +3190,6 @@
         <w:gridCol w:w="7809"/>
       </w:tblGrid>
       <w:tr>
-        <w:tblPrEx>
-          <w:tblCellMar>
-            <w:top w:w="0" w:type="dxa"/>
-            <w:bottom w:w="0" w:type="dxa"/>
-          </w:tblCellMar>
-        </w:tblPrEx>
         <w:trPr>
           <w:tblHeader/>
         </w:trPr>
@@ -3557,20 +3223,16 @@
         </w:tc>
       </w:tr>
       <w:tr>
-        <w:tblPrEx>
-          <w:tblCellMar>
-            <w:top w:w="0" w:type="dxa"/>
-            <w:bottom w:w="0" w:type="dxa"/>
-          </w:tblCellMar>
-        </w:tblPrEx>
-        <w:tc>
-          <w:tcPr>
-            <w:tcW w:w="0" w:type="auto"/>
-          </w:tcPr>
-          <w:p>
+        <w:tc>
+          <w:tcPr>
+            <w:tcW w:w="0" w:type="auto"/>
+          </w:tcPr>
+          <w:p>
+            <w:proofErr w:type="gramStart"/>
             <w:r>
               <w:t>users</w:t>
             </w:r>
+            <w:proofErr w:type="gramEnd"/>
           </w:p>
         </w:tc>
         <w:tc>
@@ -3585,20 +3247,16 @@
         </w:tc>
       </w:tr>
       <w:tr>
-        <w:tblPrEx>
-          <w:tblCellMar>
-            <w:top w:w="0" w:type="dxa"/>
-            <w:bottom w:w="0" w:type="dxa"/>
-          </w:tblCellMar>
-        </w:tblPrEx>
-        <w:tc>
-          <w:tcPr>
-            <w:tcW w:w="0" w:type="auto"/>
-          </w:tcPr>
-          <w:p>
+        <w:tc>
+          <w:tcPr>
+            <w:tcW w:w="0" w:type="auto"/>
+          </w:tcPr>
+          <w:p>
+            <w:proofErr w:type="gramStart"/>
             <w:r>
               <w:t>sessions</w:t>
             </w:r>
+            <w:proofErr w:type="gramEnd"/>
           </w:p>
         </w:tc>
         <w:tc>
@@ -3613,20 +3271,16 @@
         </w:tc>
       </w:tr>
       <w:tr>
-        <w:tblPrEx>
-          <w:tblCellMar>
-            <w:top w:w="0" w:type="dxa"/>
-            <w:bottom w:w="0" w:type="dxa"/>
-          </w:tblCellMar>
-        </w:tblPrEx>
-        <w:tc>
-          <w:tcPr>
-            <w:tcW w:w="0" w:type="auto"/>
-          </w:tcPr>
-          <w:p>
+        <w:tc>
+          <w:tcPr>
+            <w:tcW w:w="0" w:type="auto"/>
+          </w:tcPr>
+          <w:p>
+            <w:proofErr w:type="gramStart"/>
             <w:r>
               <w:t>portfolio</w:t>
             </w:r>
+            <w:proofErr w:type="gramEnd"/>
           </w:p>
         </w:tc>
         <w:tc>
@@ -3641,19 +3295,18 @@
         </w:tc>
       </w:tr>
       <w:tr>
-        <w:tblPrEx>
-          <w:tblCellMar>
-            <w:top w:w="0" w:type="dxa"/>
-            <w:bottom w:w="0" w:type="dxa"/>
-          </w:tblCellMar>
-        </w:tblPrEx>
-        <w:tc>
-          <w:tcPr>
-            <w:tcW w:w="0" w:type="auto"/>
-          </w:tcPr>
-          <w:p>
-            <w:r>
-              <w:t>password_resets</w:t>
+        <w:tc>
+          <w:tcPr>
+            <w:tcW w:w="0" w:type="auto"/>
+          </w:tcPr>
+          <w:p>
+            <w:proofErr w:type="gramStart"/>
+            <w:r>
+              <w:t>password</w:t>
+            </w:r>
+            <w:proofErr w:type="gramEnd"/>
+            <w:r>
+              <w:t>_resets</w:t>
             </w:r>
           </w:p>
         </w:tc>
@@ -3669,19 +3322,18 @@
         </w:tc>
       </w:tr>
       <w:tr>
-        <w:tblPrEx>
-          <w:tblCellMar>
-            <w:top w:w="0" w:type="dxa"/>
-            <w:bottom w:w="0" w:type="dxa"/>
-          </w:tblCellMar>
-        </w:tblPrEx>
-        <w:tc>
-          <w:tcPr>
-            <w:tcW w:w="0" w:type="auto"/>
-          </w:tcPr>
-          <w:p>
-            <w:r>
-              <w:t>email_settings</w:t>
+        <w:tc>
+          <w:tcPr>
+            <w:tcW w:w="0" w:type="auto"/>
+          </w:tcPr>
+          <w:p>
+            <w:proofErr w:type="gramStart"/>
+            <w:r>
+              <w:t>email</w:t>
+            </w:r>
+            <w:proofErr w:type="gramEnd"/>
+            <w:r>
+              <w:t>_settings</w:t>
             </w:r>
           </w:p>
         </w:tc>
@@ -3697,19 +3349,18 @@
         </w:tc>
       </w:tr>
       <w:tr>
-        <w:tblPrEx>
-          <w:tblCellMar>
-            <w:top w:w="0" w:type="dxa"/>
-            <w:bottom w:w="0" w:type="dxa"/>
-          </w:tblCellMar>
-        </w:tblPrEx>
-        <w:tc>
-          <w:tcPr>
-            <w:tcW w:w="0" w:type="auto"/>
-          </w:tcPr>
-          <w:p>
-            <w:r>
-              <w:t>alert_settings</w:t>
+        <w:tc>
+          <w:tcPr>
+            <w:tcW w:w="0" w:type="auto"/>
+          </w:tcPr>
+          <w:p>
+            <w:proofErr w:type="gramStart"/>
+            <w:r>
+              <w:t>alert</w:t>
+            </w:r>
+            <w:proofErr w:type="gramEnd"/>
+            <w:r>
+              <w:t>_settings</w:t>
             </w:r>
           </w:p>
         </w:tc>
@@ -3725,19 +3376,18 @@
         </w:tc>
       </w:tr>
       <w:tr>
-        <w:tblPrEx>
-          <w:tblCellMar>
-            <w:top w:w="0" w:type="dxa"/>
-            <w:bottom w:w="0" w:type="dxa"/>
-          </w:tblCellMar>
-        </w:tblPrEx>
-        <w:tc>
-          <w:tcPr>
-            <w:tcW w:w="0" w:type="auto"/>
-          </w:tcPr>
-          <w:p>
-            <w:r>
-              <w:t>peak_tracker</w:t>
+        <w:tc>
+          <w:tcPr>
+            <w:tcW w:w="0" w:type="auto"/>
+          </w:tcPr>
+          <w:p>
+            <w:proofErr w:type="gramStart"/>
+            <w:r>
+              <w:t>peak</w:t>
+            </w:r>
+            <w:proofErr w:type="gramEnd"/>
+            <w:r>
+              <w:t>_tracker</w:t>
             </w:r>
           </w:p>
         </w:tc>
@@ -3753,19 +3403,18 @@
         </w:tc>
       </w:tr>
       <w:tr>
-        <w:tblPrEx>
-          <w:tblCellMar>
-            <w:top w:w="0" w:type="dxa"/>
-            <w:bottom w:w="0" w:type="dxa"/>
-          </w:tblCellMar>
-        </w:tblPrEx>
-        <w:tc>
-          <w:tcPr>
-            <w:tcW w:w="0" w:type="auto"/>
-          </w:tcPr>
-          <w:p>
-            <w:r>
-              <w:t>intraday_scores</w:t>
+        <w:tc>
+          <w:tcPr>
+            <w:tcW w:w="0" w:type="auto"/>
+          </w:tcPr>
+          <w:p>
+            <w:proofErr w:type="gramStart"/>
+            <w:r>
+              <w:t>intraday</w:t>
+            </w:r>
+            <w:proofErr w:type="gramEnd"/>
+            <w:r>
+              <w:t>_scores</w:t>
             </w:r>
           </w:p>
         </w:tc>
@@ -3781,19 +3430,18 @@
         </w:tc>
       </w:tr>
       <w:tr>
-        <w:tblPrEx>
-          <w:tblCellMar>
-            <w:top w:w="0" w:type="dxa"/>
-            <w:bottom w:w="0" w:type="dxa"/>
-          </w:tblCellMar>
-        </w:tblPrEx>
-        <w:tc>
-          <w:tcPr>
-            <w:tcW w:w="0" w:type="auto"/>
-          </w:tcPr>
-          <w:p>
-            <w:r>
-              <w:t>radar_alerts</w:t>
+        <w:tc>
+          <w:tcPr>
+            <w:tcW w:w="0" w:type="auto"/>
+          </w:tcPr>
+          <w:p>
+            <w:proofErr w:type="gramStart"/>
+            <w:r>
+              <w:t>radar</w:t>
+            </w:r>
+            <w:proofErr w:type="gramEnd"/>
+            <w:r>
+              <w:t>_alerts</w:t>
             </w:r>
           </w:p>
         </w:tc>
@@ -3809,19 +3457,18 @@
         </w:tc>
       </w:tr>
       <w:tr>
-        <w:tblPrEx>
-          <w:tblCellMar>
-            <w:top w:w="0" w:type="dxa"/>
-            <w:bottom w:w="0" w:type="dxa"/>
-          </w:tblCellMar>
-        </w:tblPrEx>
-        <w:tc>
-          <w:tcPr>
-            <w:tcW w:w="0" w:type="auto"/>
-          </w:tcPr>
-          <w:p>
-            <w:r>
-              <w:t>ipo_valuations</w:t>
+        <w:tc>
+          <w:tcPr>
+            <w:tcW w:w="0" w:type="auto"/>
+          </w:tcPr>
+          <w:p>
+            <w:proofErr w:type="gramStart"/>
+            <w:r>
+              <w:t>ipo</w:t>
+            </w:r>
+            <w:proofErr w:type="gramEnd"/>
+            <w:r>
+              <w:t>_valuations</w:t>
             </w:r>
           </w:p>
         </w:tc>
@@ -3847,7 +3494,7 @@
         <w:pStyle w:val="BodyText"/>
       </w:pPr>
       <w:r>
-        <w:t>ⓘ Migrasyon Notu</w:t>
+        <w:t>Migrasyon Notu</w:t>
       </w:r>
     </w:p>
     <w:p>
@@ -3913,8 +3560,13 @@
           <w:numId w:val="18"/>
         </w:numPr>
       </w:pPr>
-      <w:r>
-        <w:t>email_send_log tablosu — atomik INSERT ON CONFLICT ile mükerrer gönderim koruması</w:t>
+      <w:proofErr w:type="gramStart"/>
+      <w:r>
+        <w:t>email</w:t>
+      </w:r>
+      <w:proofErr w:type="gramEnd"/>
+      <w:r>
+        <w:t>_send_log tablosu — atomik INSERT ON CONFLICT ile mükerrer gönderim koruması</w:t>
       </w:r>
     </w:p>
     <w:p>
@@ -3961,8 +3613,13 @@
           <w:numId w:val="19"/>
         </w:numPr>
       </w:pPr>
-      <w:r>
-        <w:t>mark_alert_sent — mail gönderildikten sonra peak_tracker’da flag set edilir</w:t>
+      <w:proofErr w:type="gramStart"/>
+      <w:r>
+        <w:t>mark</w:t>
+      </w:r>
+      <w:proofErr w:type="gramEnd"/>
+      <w:r>
+        <w:t>_alert_sent — mail gönderildikten sonra peak_tracker’da flag set edilir</w:t>
       </w:r>
     </w:p>
     <w:p>
@@ -3977,23 +3634,7 @@
         <w:pStyle w:val="Heading2"/>
       </w:pPr>
       <w:r>
-        <w:t xml:space="preserve">6.3 Gmail </w:t>
-      </w:r>
-      <w:proofErr w:type="spellStart"/>
-      <w:r>
-        <w:t>App</w:t>
-      </w:r>
-      <w:proofErr w:type="spellEnd"/>
-      <w:r>
-        <w:t xml:space="preserve"> </w:t>
-      </w:r>
-      <w:proofErr w:type="spellStart"/>
-      <w:r>
-        <w:t>Password</w:t>
-      </w:r>
-      <w:proofErr w:type="spellEnd"/>
-      <w:r>
-        <w:t xml:space="preserve"> Yenileme</w:t>
+        <w:t>6.3 Gmail App Password Yenileme</w:t>
       </w:r>
     </w:p>
     <w:p>
@@ -4073,12 +3714,6 @@
         <w:gridCol w:w="3692"/>
       </w:tblGrid>
       <w:tr>
-        <w:tblPrEx>
-          <w:tblCellMar>
-            <w:top w:w="0" w:type="dxa"/>
-            <w:bottom w:w="0" w:type="dxa"/>
-          </w:tblCellMar>
-        </w:tblPrEx>
         <w:trPr>
           <w:tblHeader/>
         </w:trPr>
@@ -4126,12 +3761,6 @@
         </w:tc>
       </w:tr>
       <w:tr>
-        <w:tblPrEx>
-          <w:tblCellMar>
-            <w:top w:w="0" w:type="dxa"/>
-            <w:bottom w:w="0" w:type="dxa"/>
-          </w:tblCellMar>
-        </w:tblPrEx>
         <w:tc>
           <w:tcPr>
             <w:tcW w:w="0" w:type="auto"/>
@@ -4164,12 +3793,6 @@
         </w:tc>
       </w:tr>
       <w:tr>
-        <w:tblPrEx>
-          <w:tblCellMar>
-            <w:top w:w="0" w:type="dxa"/>
-            <w:bottom w:w="0" w:type="dxa"/>
-          </w:tblCellMar>
-        </w:tblPrEx>
         <w:tc>
           <w:tcPr>
             <w:tcW w:w="0" w:type="auto"/>
@@ -4185,8 +3808,13 @@
             <w:tcW w:w="0" w:type="auto"/>
           </w:tcPr>
           <w:p>
-            <w:r>
-              <w:t>yfinance ons/gram karışıklığı</w:t>
+            <w:proofErr w:type="gramStart"/>
+            <w:r>
+              <w:t>yfinance</w:t>
+            </w:r>
+            <w:proofErr w:type="gramEnd"/>
+            <w:r>
+              <w:t xml:space="preserve"> ons/gram karışıklığı</w:t>
             </w:r>
           </w:p>
         </w:tc>
@@ -4202,12 +3830,6 @@
         </w:tc>
       </w:tr>
       <w:tr>
-        <w:tblPrEx>
-          <w:tblCellMar>
-            <w:top w:w="0" w:type="dxa"/>
-            <w:bottom w:w="0" w:type="dxa"/>
-          </w:tblCellMar>
-        </w:tblPrEx>
         <w:tc>
           <w:tcPr>
             <w:tcW w:w="0" w:type="auto"/>
@@ -4233,19 +3855,18 @@
             <w:tcW w:w="0" w:type="auto"/>
           </w:tcPr>
           <w:p>
-            <w:r>
-              <w:t>fix_encoding (latin-1 → UTF-8) çözümü</w:t>
-            </w:r>
-          </w:p>
-        </w:tc>
-      </w:tr>
-      <w:tr>
-        <w:tblPrEx>
-          <w:tblCellMar>
-            <w:top w:w="0" w:type="dxa"/>
-            <w:bottom w:w="0" w:type="dxa"/>
-          </w:tblCellMar>
-        </w:tblPrEx>
+            <w:proofErr w:type="gramStart"/>
+            <w:r>
+              <w:t>fix</w:t>
+            </w:r>
+            <w:proofErr w:type="gramEnd"/>
+            <w:r>
+              <w:t>_encoding (latin-1 → UTF-8) çözümü</w:t>
+            </w:r>
+          </w:p>
+        </w:tc>
+      </w:tr>
+      <w:tr>
         <w:tc>
           <w:tcPr>
             <w:tcW w:w="0" w:type="auto"/>
@@ -4278,12 +3899,6 @@
         </w:tc>
       </w:tr>
       <w:tr>
-        <w:tblPrEx>
-          <w:tblCellMar>
-            <w:top w:w="0" w:type="dxa"/>
-            <w:bottom w:w="0" w:type="dxa"/>
-          </w:tblCellMar>
-        </w:tblPrEx>
         <w:tc>
           <w:tcPr>
             <w:tcW w:w="0" w:type="auto"/>
@@ -4299,29 +3914,49 @@
             <w:tcW w:w="0" w:type="auto"/>
           </w:tcPr>
           <w:p>
-            <w:r>
-              <w:t>v2.0.7.7 öncesi: st.context.cookies bu Streamlit Cloud kurulumunda HİÇBİR ZAMAN çerezi görmüyordu (kanıtlandı — giriş sonrası bile boş dönüyordu); ayrıca JS/URL-yönlendirme denemeleri sandboxed iframe navigasyon kısıtına takıldı (DevTools: “frame is sandboxed, disallowed from navigating its ancestors”)</w:t>
-            </w:r>
-          </w:p>
-        </w:tc>
-        <w:tc>
-          <w:tcPr>
-            <w:tcW w:w="0" w:type="auto"/>
-          </w:tcPr>
-          <w:p>
-            <w:r>
-              <w:t>v2.0.7.8’de KESİN çözüldü — JS/çerez tamamen terk edildi, token doğrudan Python’dan st.query_params ile taşınıyor (sandbox’ı bypass eder). Bilinen ödün: token bir süre URL’de görünür kalır</w:t>
-            </w:r>
-          </w:p>
-        </w:tc>
-      </w:tr>
-      <w:tr>
-        <w:tblPrEx>
-          <w:tblCellMar>
-            <w:top w:w="0" w:type="dxa"/>
-            <w:bottom w:w="0" w:type="dxa"/>
-          </w:tblCellMar>
-        </w:tblPrEx>
+            <w:proofErr w:type="gramStart"/>
+            <w:r>
+              <w:t>v</w:t>
+            </w:r>
+            <w:proofErr w:type="gramEnd"/>
+            <w:r>
+              <w:t xml:space="preserve">2.0.7.7 öncesi: </w:t>
+            </w:r>
+            <w:proofErr w:type="gramStart"/>
+            <w:r>
+              <w:t>st.context</w:t>
+            </w:r>
+            <w:proofErr w:type="gramEnd"/>
+            <w:r>
+              <w:t>.cookies bu Streamlit Cloud kurulumunda HİÇBİR ZAMAN çerezi görmüyordu (kanıtlandı — giriş sonrası bile boş dönüyordu); ayrıca JS/URL-yönlendirme denemeleri sandboxed iframe navigasyon kısıtına takıldı (DevTools: “frame is sandboxed, disallowed from navigating its ancestors”)</w:t>
+            </w:r>
+          </w:p>
+        </w:tc>
+        <w:tc>
+          <w:tcPr>
+            <w:tcW w:w="0" w:type="auto"/>
+          </w:tcPr>
+          <w:p>
+            <w:proofErr w:type="gramStart"/>
+            <w:r>
+              <w:t>v</w:t>
+            </w:r>
+            <w:proofErr w:type="gramEnd"/>
+            <w:r>
+              <w:t xml:space="preserve">2.0.7.8’de KESİN çözüldü — JS/çerez tamamen terk edildi, token doğrudan Python’dan </w:t>
+            </w:r>
+            <w:proofErr w:type="gramStart"/>
+            <w:r>
+              <w:t>st.query</w:t>
+            </w:r>
+            <w:proofErr w:type="gramEnd"/>
+            <w:r>
+              <w:t>_params ile taşınıyor (sandbox’ı bypass eder). Bilinen ödün: token bir süre URL’de görünür kalır</w:t>
+            </w:r>
+          </w:p>
+        </w:tc>
+      </w:tr>
+      <w:tr>
         <w:tc>
           <w:tcPr>
             <w:tcW w:w="0" w:type="auto"/>
@@ -4354,12 +3989,6 @@
         </w:tc>
       </w:tr>
       <w:tr>
-        <w:tblPrEx>
-          <w:tblCellMar>
-            <w:top w:w="0" w:type="dxa"/>
-            <w:bottom w:w="0" w:type="dxa"/>
-          </w:tblCellMar>
-        </w:tblPrEx>
         <w:tc>
           <w:tcPr>
             <w:tcW w:w="0" w:type="auto"/>
@@ -4392,12 +4021,6 @@
         </w:tc>
       </w:tr>
       <w:tr>
-        <w:tblPrEx>
-          <w:tblCellMar>
-            <w:top w:w="0" w:type="dxa"/>
-            <w:bottom w:w="0" w:type="dxa"/>
-          </w:tblCellMar>
-        </w:tblPrEx>
         <w:tc>
           <w:tcPr>
             <w:tcW w:w="0" w:type="auto"/>
@@ -4430,12 +4053,6 @@
         </w:tc>
       </w:tr>
       <w:tr>
-        <w:tblPrEx>
-          <w:tblCellMar>
-            <w:top w:w="0" w:type="dxa"/>
-            <w:bottom w:w="0" w:type="dxa"/>
-          </w:tblCellMar>
-        </w:tblPrEx>
         <w:tc>
           <w:tcPr>
             <w:tcW w:w="0" w:type="auto"/>
@@ -4451,29 +4068,33 @@
             <w:tcW w:w="0" w:type="auto"/>
           </w:tcPr>
           <w:p>
-            <w:r>
-              <w:t>st.columns() ~640px altında dikey istifleniyor (Streamlit platform kısıtı)</w:t>
-            </w:r>
-          </w:p>
-        </w:tc>
-        <w:tc>
-          <w:tcPr>
-            <w:tcW w:w="0" w:type="auto"/>
-          </w:tcPr>
-          <w:p>
-            <w:r>
-              <w:t>st.dataframe (clickable_table) formatı kullanılır, mobilde dağılmaz</w:t>
-            </w:r>
-          </w:p>
-        </w:tc>
-      </w:tr>
-      <w:tr>
-        <w:tblPrEx>
-          <w:tblCellMar>
-            <w:top w:w="0" w:type="dxa"/>
-            <w:bottom w:w="0" w:type="dxa"/>
-          </w:tblCellMar>
-        </w:tblPrEx>
+            <w:proofErr w:type="gramStart"/>
+            <w:r>
+              <w:t>st.columns</w:t>
+            </w:r>
+            <w:proofErr w:type="gramEnd"/>
+            <w:r>
+              <w:t>() ~640px altında dikey istifleniyor (Streamlit platform kısıtı)</w:t>
+            </w:r>
+          </w:p>
+        </w:tc>
+        <w:tc>
+          <w:tcPr>
+            <w:tcW w:w="0" w:type="auto"/>
+          </w:tcPr>
+          <w:p>
+            <w:proofErr w:type="gramStart"/>
+            <w:r>
+              <w:t>st.dataframe</w:t>
+            </w:r>
+            <w:proofErr w:type="gramEnd"/>
+            <w:r>
+              <w:t xml:space="preserve"> (clickable_table) formatı kullanılır, mobilde dağılmaz</w:t>
+            </w:r>
+          </w:p>
+        </w:tc>
+      </w:tr>
+      <w:tr>
         <w:tc>
           <w:tcPr>
             <w:tcW w:w="0" w:type="auto"/>
@@ -4506,12 +4127,6 @@
         </w:tc>
       </w:tr>
       <w:tr>
-        <w:tblPrEx>
-          <w:tblCellMar>
-            <w:top w:w="0" w:type="dxa"/>
-            <w:bottom w:w="0" w:type="dxa"/>
-          </w:tblCellMar>
-        </w:tblPrEx>
         <w:tc>
           <w:tcPr>
             <w:tcW w:w="0" w:type="auto"/>
@@ -4544,12 +4159,6 @@
         </w:tc>
       </w:tr>
       <w:tr>
-        <w:tblPrEx>
-          <w:tblCellMar>
-            <w:top w:w="0" w:type="dxa"/>
-            <w:bottom w:w="0" w:type="dxa"/>
-          </w:tblCellMar>
-        </w:tblPrEx>
         <w:tc>
           <w:tcPr>
             <w:tcW w:w="0" w:type="auto"/>
@@ -4582,12 +4191,6 @@
         </w:tc>
       </w:tr>
       <w:tr>
-        <w:tblPrEx>
-          <w:tblCellMar>
-            <w:top w:w="0" w:type="dxa"/>
-            <w:bottom w:w="0" w:type="dxa"/>
-          </w:tblCellMar>
-        </w:tblPrEx>
         <w:tc>
           <w:tcPr>
             <w:tcW w:w="0" w:type="auto"/>
@@ -4604,7 +4207,15 @@
           </w:tcPr>
           <w:p>
             <w:r>
-              <w:t>Sürümü sabitlenmemiş bir bağımlılığın bozuk yeni sürümü (örn. 10 Tem 2026: pyarrow 25.0.0, st.dataframe’de segfault)</w:t>
+              <w:t xml:space="preserve">Sürümü sabitlenmemiş bir bağımlılığın bozuk yeni sürümü (örn. 10 Tem 2026: pyarrow 25.0.0, </w:t>
+            </w:r>
+            <w:proofErr w:type="gramStart"/>
+            <w:r>
+              <w:t>st.dataframe’de</w:t>
+            </w:r>
+            <w:proofErr w:type="gramEnd"/>
+            <w:r>
+              <w:t xml:space="preserve"> segfault)</w:t>
             </w:r>
           </w:p>
         </w:tc>
@@ -4620,12 +4231,6 @@
         </w:tc>
       </w:tr>
       <w:tr>
-        <w:tblPrEx>
-          <w:tblCellMar>
-            <w:top w:w="0" w:type="dxa"/>
-            <w:bottom w:w="0" w:type="dxa"/>
-          </w:tblCellMar>
-        </w:tblPrEx>
         <w:tc>
           <w:tcPr>
             <w:tcW w:w="0" w:type="auto"/>
@@ -4652,7 +4257,15 @@
           </w:tcPr>
           <w:p>
             <w:r>
-              <w:t>Navigasyon gerektiren HİÇBİR JS çözümü kullanılamaz (cerez okuma/yazma JS ile hâlâ mümkün, sadece navigasyon engelli); kalıcılık/URL güncelleme gereken durumlarda doğrudan Python’dan st.query_params kullan (bkz. v2.0.7.8, Beni Hatırla)</w:t>
+              <w:t xml:space="preserve">Navigasyon gerektiren HİÇBİR JS çözümü kullanılamaz (cerez okuma/yazma JS ile hâlâ mümkün, sadece navigasyon engelli); kalıcılık/URL güncelleme gereken durumlarda doğrudan Python’dan </w:t>
+            </w:r>
+            <w:proofErr w:type="gramStart"/>
+            <w:r>
+              <w:t>st.query</w:t>
+            </w:r>
+            <w:proofErr w:type="gramEnd"/>
+            <w:r>
+              <w:t>_params kullan (bkz. v2.0.7.8, Beni Hatırla)</w:t>
             </w:r>
           </w:p>
         </w:tc>
@@ -4684,8 +4297,13 @@
           <w:numId w:val="21"/>
         </w:numPr>
       </w:pPr>
-      <w:r>
-        <w:t>cd C:/Users/bahri/Desktop/TrendSurf_Optima</w:t>
+      <w:proofErr w:type="gramStart"/>
+      <w:r>
+        <w:t>cd</w:t>
+      </w:r>
+      <w:proofErr w:type="gramEnd"/>
+      <w:r>
+        <w:t xml:space="preserve"> C:/Users/bahri/Desktop/TrendSurf_Optima</w:t>
       </w:r>
     </w:p>
     <w:p>
@@ -4695,8 +4313,13 @@
           <w:numId w:val="21"/>
         </w:numPr>
       </w:pPr>
-      <w:r>
-        <w:t>python worker.py</w:t>
+      <w:proofErr w:type="gramStart"/>
+      <w:r>
+        <w:t>python</w:t>
+      </w:r>
+      <w:proofErr w:type="gramEnd"/>
+      <w:r>
+        <w:t xml:space="preserve"> worker.py</w:t>
       </w:r>
     </w:p>
     <w:p>
@@ -4706,8 +4329,13 @@
           <w:numId w:val="21"/>
         </w:numPr>
       </w:pPr>
-      <w:r>
-        <w:t>git add -f optimized_universe.csv</w:t>
+      <w:proofErr w:type="gramStart"/>
+      <w:r>
+        <w:t>git</w:t>
+      </w:r>
+      <w:proofErr w:type="gramEnd"/>
+      <w:r>
+        <w:t xml:space="preserve"> add -f optimized_universe.csv</w:t>
       </w:r>
     </w:p>
     <w:p>
@@ -4717,8 +4345,13 @@
           <w:numId w:val="21"/>
         </w:numPr>
       </w:pPr>
-      <w:r>
-        <w:t>git commit -m “veri guncelleme” &amp;&amp; git push origin main</w:t>
+      <w:proofErr w:type="gramStart"/>
+      <w:r>
+        <w:t>git</w:t>
+      </w:r>
+      <w:proofErr w:type="gramEnd"/>
+      <w:r>
+        <w:t xml:space="preserve"> commit -m “veri guncelleme” &amp;&amp; git push origin main</w:t>
       </w:r>
     </w:p>
     <w:p/>
@@ -4869,11 +4502,35 @@
         <w:t>Beni Hatırla kesin çözümü.</w:t>
       </w:r>
       <w:r>
-        <w:t xml:space="preserve"> v2.0.7.2’nin st.context.cookies yaklaşımı hiç çalışmadı — ekran-içi geçici tanılama paneliyle kanıtlandı (giriş sonrası bile “cerez anahtarlari: []” dönüyordu). Sonraki deneme (JS ile çerez okuyup URL’e ekleyip yönlendirme) de sandboxed iframe’in üst çerçeveyi navigasyon kısıtına takıldı (DevTools: “Unsafe attempt to initiate navigation… frame is sandboxed”). KESİN ÇÖZÜM: JS/çerez </w:t>
+        <w:t xml:space="preserve"> </w:t>
+      </w:r>
+      <w:proofErr w:type="gramStart"/>
+      <w:r>
+        <w:t>v</w:t>
+      </w:r>
+      <w:proofErr w:type="gramEnd"/>
+      <w:r>
+        <w:t xml:space="preserve">2.0.7.2’nin </w:t>
+      </w:r>
+      <w:proofErr w:type="gramStart"/>
+      <w:r>
+        <w:t>st.context</w:t>
+      </w:r>
+      <w:proofErr w:type="gramEnd"/>
+      <w:r>
+        <w:t xml:space="preserve">.cookies yaklaşımı hiç çalışmadı — ekran-içi geçici tanılama paneliyle kanıtlandı (giriş sonrası bile “cerez anahtarlari: []” dönüyordu). Sonraki deneme (JS ile çerez okuyup URL’e ekleyip yönlendirme) de sandboxed iframe’in üst çerçeveyi navigasyon kısıtına takıldı (DevTools: “Unsafe attempt to initiate navigation… frame is sandboxed”). KESİN ÇÖZÜM: JS/çerez </w:t>
       </w:r>
       <w:r>
         <w:lastRenderedPageBreak/>
-        <w:t xml:space="preserve">tamamen terk edildi, token login anında doğrudan Python’dan st.query_params["_ta"]’ya yazılıyor (sandbox’ı bypass eder, Streamlit’in kendi ana çerçevesinden çalışır); F5’te bu URL ile fresh istek gelir, token okunup session_state’e yazılır. </w:t>
+        <w:t xml:space="preserve">tamamen terk edildi, token login anında doğrudan Python’dan </w:t>
+      </w:r>
+      <w:proofErr w:type="gramStart"/>
+      <w:r>
+        <w:t>st.query</w:t>
+      </w:r>
+      <w:proofErr w:type="gramEnd"/>
+      <w:r>
+        <w:t xml:space="preserve">_params["_ta"]’ya yazılıyor (sandbox’ı bypass eder, Streamlit’in kendi ana çerçevesinden çalışır); F5’te bu URL ile fresh istek gelir, token okunup session_state’e yazılır. </w:t>
       </w:r>
       <w:r>
         <w:rPr>
@@ -4883,7 +4540,15 @@
         <w:t>Öğrenilen ders:</w:t>
       </w:r>
       <w:r>
-        <w:t xml:space="preserve"> components.v1.html iframe’i navigasyon/üst-çerçeve erişimi gerektiren hiçbir JS’i çalıştıramaz (sandbox kısıtı Streamlit’in kendi sabit özelliği, değiştirilemez) — bu tür kalıcılık ihtiyaçlarında doğrudan st.query_params tercih edilmeli</w:t>
+        <w:t xml:space="preserve"> components.v1.html iframe’i navigasyon/üst-çerçeve erişimi gerektiren hiçbir JS’i çalıştıramaz (sandbox kısıtı Streamlit’in kendi sabit özelliği, değiştirilemez) — bu tür kalıcılık ihtiyaçlarında doğrudan </w:t>
+      </w:r>
+      <w:proofErr w:type="gramStart"/>
+      <w:r>
+        <w:t>st.query</w:t>
+      </w:r>
+      <w:proofErr w:type="gramEnd"/>
+      <w:r>
+        <w:t>_params tercih edilmeli</w:t>
       </w:r>
     </w:p>
     <w:p>
@@ -4903,8 +4568,21 @@
           <w:numId w:val="23"/>
         </w:numPr>
       </w:pPr>
-      <w:r>
-        <w:t>v2.0.7.3: pyarrow==24.0.0 ve websockets==16.0 sabitlendi — 10 Temmuz’da yayınlanan pyarrow 25.0.0, st.dataframe serileştirmesinde Segmentation fault üreterek uygulamayı her etkileşimde çökertti (giriş ekranı tablosuz olduğu için açılıyordu). Teşhis, stabil ve çöken deploy loglarının paket karşılaştırmasıyla kondu; kod değişikliklerinin suçu yoktu</w:t>
+      <w:proofErr w:type="gramStart"/>
+      <w:r>
+        <w:t>v</w:t>
+      </w:r>
+      <w:proofErr w:type="gramEnd"/>
+      <w:r>
+        <w:t xml:space="preserve">2.0.7.3: pyarrow==24.0.0 ve websockets==16.0 sabitlendi — 10 Temmuz’da yayınlanan pyarrow 25.0.0, </w:t>
+      </w:r>
+      <w:proofErr w:type="gramStart"/>
+      <w:r>
+        <w:t>st.dataframe</w:t>
+      </w:r>
+      <w:proofErr w:type="gramEnd"/>
+      <w:r>
+        <w:t xml:space="preserve"> serileştirmesinde Segmentation fault üreterek uygulamayı her etkileşimde çökertti (giriş ekranı tablosuz olduğu için açılıyordu). Teşhis, stabil ve çöken deploy loglarının paket karşılaştırmasıyla kondu; kod değişikliklerinin suçu yoktu</w:t>
       </w:r>
     </w:p>
     <w:p>
@@ -4914,8 +4592,21 @@
           <w:numId w:val="23"/>
         </w:numPr>
       </w:pPr>
-      <w:r>
-        <w:t>v2.0.7.2: Beni Hatırla kalıcı oturum — 90 günlük token tso_auth çerezine yazılır, açılışta st.context.cookies ile sunucu tarafında geri okunur (iframe sandbox’a takılan localStorage denemelerinin yerine). Sayfa yenileme ve push sonrası redeploy artık oturumu düşürmez; çıkışta çerez temizlenir</w:t>
+      <w:proofErr w:type="gramStart"/>
+      <w:r>
+        <w:t>v</w:t>
+      </w:r>
+      <w:proofErr w:type="gramEnd"/>
+      <w:r>
+        <w:t xml:space="preserve">2.0.7.2: Beni Hatırla kalıcı oturum — 90 günlük token tso_auth çerezine yazılır, açılışta </w:t>
+      </w:r>
+      <w:proofErr w:type="gramStart"/>
+      <w:r>
+        <w:t>st.context</w:t>
+      </w:r>
+      <w:proofErr w:type="gramEnd"/>
+      <w:r>
+        <w:t>.cookies ile sunucu tarafında geri okunur (iframe sandbox’a takılan localStorage denemelerinin yerine). Sayfa yenileme ve push sonrası redeploy artık oturumu düşürmez; çıkışta çerez temizlenir</w:t>
       </w:r>
     </w:p>
     <w:p>
@@ -5015,6 +4706,159 @@
       </w:pPr>
       <w:r>
         <w:t>Güvenlik: PAT yenilendi (eskisi sohbete sızdığı için iptal)</w:t>
+      </w:r>
+    </w:p>
+    <w:p>
+      <w:pPr>
+        <w:pStyle w:val="Heading3"/>
+      </w:pPr>
+      <w:r>
+        <w:t>Oturum XVIII (18 Temmuz 2026) — Veri Kaynağı Tutarlılığı ve Skor Bileşimi Dönemi</w:t>
+      </w:r>
+    </w:p>
+    <w:p>
+      <w:pPr>
+        <w:numPr>
+          <w:ilvl w:val="0"/>
+          <w:numId w:val="23"/>
+        </w:numPr>
+      </w:pPr>
+      <w:r>
+        <w:t>v2.0.7.76: PALADYUM_TRY sistemden tamamen kaldırıldı — RSI/Ret1M için hiçbir kaynakta (canlidoviz'de slug yok, Harem 401) geçmiş veri bulunamıyordu. MADEN _gecmis_veri_yok bayrak temizleme düzeltmesi (ALTIN_TRY/GUMUS_TRY/PLATIN_TRY skor sıfırlanma hatası)</w:t>
+      </w:r>
+    </w:p>
+    <w:p>
+      <w:pPr>
+        <w:numPr>
+          <w:ilvl w:val="0"/>
+          <w:numId w:val="23"/>
+        </w:numPr>
+      </w:pPr>
+      <w:r>
+        <w:t xml:space="preserve">v2.0.7.77: </w:t>
+      </w:r>
+      <w:proofErr w:type="gramStart"/>
+      <w:r>
+        <w:t>bool(</w:t>
+      </w:r>
+      <w:proofErr w:type="gramEnd"/>
+      <w:r>
+        <w:t>NaN)==True hatası düzeltildi — TEFAS/BIST/KRIPTO Detay sayfalarının skorunu, bu bayrak hiç ayarlanmadığı için yanlışlıkla 0'a sıfırlıyordu (FZJ örneği)</w:t>
+      </w:r>
+    </w:p>
+    <w:p>
+      <w:pPr>
+        <w:numPr>
+          <w:ilvl w:val="0"/>
+          <w:numId w:val="23"/>
+        </w:numPr>
+      </w:pPr>
+      <w:r>
+        <w:t>v2.0.7.78: TEFAS Ret6M/Ret1Y için sahte %0,00 düzeltildi (DTH örneği, 1348 fonun 201'ini/61'ini etkiliyordu); RSI ağırlıklı ortalaması eksik dönemi artık doğru dışlıyor</w:t>
+      </w:r>
+    </w:p>
+    <w:p>
+      <w:pPr>
+        <w:numPr>
+          <w:ilvl w:val="0"/>
+          <w:numId w:val="23"/>
+        </w:numPr>
+      </w:pPr>
+      <w:r>
+        <w:t>v2.0.7.79: "Skor Bileşimi" paneli tek kaynağa bağlandı (_teknik_alt_skor</w:t>
+      </w:r>
+      <w:proofErr w:type="gramStart"/>
+      <w:r>
+        <w:t>()/</w:t>
+      </w:r>
+      <w:proofErr w:type="gramEnd"/>
+      <w:r>
+        <w:t>_temel_alt_</w:t>
+      </w:r>
+      <w:proofErr w:type="gramStart"/>
+      <w:r>
+        <w:t>skor(</w:t>
+      </w:r>
+      <w:proofErr w:type="gramEnd"/>
+      <w:r>
+        <w:t>)); etiketler yanlış /70+/30'dan doğru /75+/25'e düzeltildi (YAYLA örneği)</w:t>
+      </w:r>
+    </w:p>
+    <w:p>
+      <w:pPr>
+        <w:numPr>
+          <w:ilvl w:val="0"/>
+          <w:numId w:val="23"/>
+        </w:numPr>
+      </w:pPr>
+      <w:r>
+        <w:t>v2.0.7.80/81: Döviz'de canlidoviz artık TÜM 63 döviz için birincil kaynak; USD üzerinden çapraz kur hesabı (JPY/AUD/CAD/NZD/NOK/SEK/DKK/CNY) tamamen kaldırıldı — Bahri'nin temel ilkesi (gerçek Türkiye piyasası varsa sentetik türetme kullanılmaz) döviz için de uygulandı</w:t>
+      </w:r>
+    </w:p>
+    <w:p>
+      <w:pPr>
+        <w:numPr>
+          <w:ilvl w:val="0"/>
+          <w:numId w:val="23"/>
+        </w:numPr>
+      </w:pPr>
+      <w:proofErr w:type="gramStart"/>
+      <w:r>
+        <w:lastRenderedPageBreak/>
+        <w:t>v</w:t>
+      </w:r>
+      <w:proofErr w:type="gramEnd"/>
+      <w:r>
+        <w:t>2.0.7.82/85: kripto_parite_</w:t>
+      </w:r>
+      <w:proofErr w:type="gramStart"/>
+      <w:r>
+        <w:t>map.json</w:t>
+      </w:r>
+      <w:proofErr w:type="gramEnd"/>
+      <w:r>
+        <w:t xml:space="preserve"> artık git'e commit ediliyor (CSKY örneği — BIST ile çakışan kriptoların Detay sayfası düzeldi); GitHub Actions workflow'una push-öncesi git pull eklendi (non-fast-forward hatasıyla tüm verinin kaybolmasını önler)</w:t>
+      </w:r>
+    </w:p>
+    <w:p>
+      <w:pPr>
+        <w:numPr>
+          <w:ilvl w:val="0"/>
+          <w:numId w:val="23"/>
+        </w:numPr>
+      </w:pPr>
+      <w:r>
+        <w:t>v2.0.7.83: Fırsat Radarı alarm eşikleri 75/+10'dan 85/+15'e yükseltildi — kripto evreninin 19'dan 188'e genişlemesiyle günlük ~48 e-postaya çıkan alarm seli için</w:t>
+      </w:r>
+    </w:p>
+    <w:p>
+      <w:pPr>
+        <w:numPr>
+          <w:ilvl w:val="0"/>
+          <w:numId w:val="23"/>
+        </w:numPr>
+      </w:pPr>
+      <w:r>
+        <w:t>v2.0.7.84: get_bist_</w:t>
+      </w:r>
+      <w:proofErr w:type="gramStart"/>
+      <w:r>
+        <w:t>dividend(</w:t>
+      </w:r>
+      <w:proofErr w:type="gramEnd"/>
+      <w:r>
+        <w:t>) önbelleklendi (24 saat, sadece ticker'a göre) — Ana Sayfa Bütçe Optimizasyonu tablosu ve checkbox tıklamalarındaki ciddi yavaşlığın kök nedeniydi</w:t>
+      </w:r>
+    </w:p>
+    <w:p>
+      <w:pPr>
+        <w:numPr>
+          <w:ilvl w:val="0"/>
+          <w:numId w:val="23"/>
+        </w:numPr>
+      </w:pPr>
+      <w:r>
+        <w:t>v2.0.7.86: Kripto/Döviz/Maden'de Liste=Detay skor tutarlılığı (DD/hacim cezası dahil, CSKY örneği) — TEFAS bu kapsamda değil (kendi API'sinin dakikada 6 istek sınırı yüzünden)</w:t>
       </w:r>
     </w:p>
     <w:p>
@@ -5068,7 +4912,15 @@
         </w:numPr>
       </w:pPr>
       <w:r>
-        <w:t>Ana Sayfa tablosu birden fazla revizyon sonrası native st.dataframe formatına oturdu — mobil uyumlu, satır tıklamalı</w:t>
+        <w:t xml:space="preserve">Ana Sayfa tablosu birden fazla revizyon sonrası native </w:t>
+      </w:r>
+      <w:proofErr w:type="gramStart"/>
+      <w:r>
+        <w:t>st.dataframe</w:t>
+      </w:r>
+      <w:proofErr w:type="gramEnd"/>
+      <w:r>
+        <w:t xml:space="preserve"> formatına oturdu — mobil uyumlu, satır tıklamalı</w:t>
       </w:r>
     </w:p>
     <w:p>
@@ -5133,7 +4985,6 @@
       <w:bookmarkStart w:id="34" w:name="v2.0.1-v2.0.3.x-haziran-2026"/>
       <w:bookmarkEnd w:id="33"/>
       <w:r>
-        <w:lastRenderedPageBreak/>
         <w:t>v2.0.1 – v2.0.3.x (Haziran 2026)</w:t>
       </w:r>
     </w:p>
@@ -5229,8 +5080,6 @@
     <w:sectPr>
       <w:headerReference w:type="default" r:id="rId8"/>
       <w:footerReference w:type="default" r:id="rId9"/>
-      <w:headerReference w:type="first" r:id="rId10"/>
-      <w:footerReference w:type="first" r:id="rId11"/>
       <w:pgSz w:w="11906" w:h="16838"/>
       <w:pgMar w:top="1094" w:right="851" w:bottom="1077" w:left="1418" w:header="708" w:footer="708" w:gutter="0"/>
       <w:pgNumType w:start="0"/>
@@ -5394,18 +5243,17 @@
         <w:color w:val="FFFFFF"/>
         <w:sz w:val="20"/>
       </w:rPr>
-      <w:t>/22</w:t>
+      <w:t>/</w:t>
     </w:r>
-  </w:p>
-</w:ftr>
-</file>
-
-<file path=word/footer2.xml><?xml version="1.0" encoding="utf-8"?>
-<w:ftr xmlns:wpc="http://schemas.microsoft.com/office/word/2010/wordprocessingCanvas" xmlns:cx="http://schemas.microsoft.com/office/drawing/2014/chartex" xmlns:cx1="http://schemas.microsoft.com/office/drawing/2015/9/8/chartex" xmlns:cx2="http://schemas.microsoft.com/office/drawing/2015/10/21/chartex" xmlns:cx3="http://schemas.microsoft.com/office/drawing/2016/5/9/chartex" xmlns:cx4="http://schemas.microsoft.com/office/drawing/2016/5/10/chartex" xmlns:cx5="http://schemas.microsoft.com/office/drawing/2016/5/11/chartex" xmlns:cx6="http://schemas.microsoft.com/office/drawing/2016/5/12/chartex" xmlns:cx7="http://schemas.microsoft.com/office/drawing/2016/5/13/chartex" xmlns:cx8="http://schemas.microsoft.com/office/drawing/2016/5/14/chartex" xmlns:mc="http://schemas.openxmlformats.org/markup-compatibility/2006" xmlns:aink="http://schemas.microsoft.com/office/drawing/2016/ink" xmlns:am3d="http://schemas.microsoft.com/office/drawing/2017/model3d" xmlns:o="urn:schemas-microsoft-com:office:office" xmlns:oel="http://schemas.microsoft.com/office/2019/extlst" xmlns:r="http://schemas.openxmlformats.org/officeDocument/2006/relationships" xmlns:m="http://schemas.openxmlformats.org/officeDocument/2006/math" xmlns:v="urn:schemas-microsoft-com:vml" xmlns:wp14="http://schemas.microsoft.com/office/word/2010/wordprocessingDrawing" xmlns:wp="http://schemas.openxmlformats.org/drawingml/2006/wordprocessingDrawing" xmlns:w10="urn:schemas-microsoft-com:office:word" xmlns:w="http://schemas.openxmlformats.org/wordprocessingml/2006/main" xmlns:w14="http://schemas.microsoft.com/office/word/2010/wordml" xmlns:w15="http://schemas.microsoft.com/office/word/2012/wordml" xmlns:w16cex="http://schemas.microsoft.com/office/word/2018/wordml/cex" xmlns:w16cid="http://schemas.microsoft.com/office/word/2016/wordml/cid" xmlns:w16="http://schemas.microsoft.com/office/word/2018/wordml" xmlns:w16du="http://schemas.microsoft.com/office/word/2023/wordml/word16du" xmlns:w16sdtdh="http://schemas.microsoft.com/office/word/2020/wordml/sdtdatahash" xmlns:w16sdtfl="http://schemas.microsoft.com/office/word/2024/wordml/sdtformatlock" xmlns:w16se="http://schemas.microsoft.com/office/word/2015/wordml/symex" xmlns:wpg="http://schemas.microsoft.com/office/word/2010/wordprocessingGroup" xmlns:wpi="http://schemas.microsoft.com/office/word/2010/wordprocessingInk" xmlns:wne="http://schemas.microsoft.com/office/word/2006/wordml" xmlns:wps="http://schemas.microsoft.com/office/word/2010/wordprocessingShape" mc:Ignorable="w14 w15 w16se w16cid w16 w16cex w16sdtdh w16sdtfl w16du wp14">
-  <w:p>
-    <w:pPr>
-      <w:pStyle w:val="Footer"/>
-    </w:pPr>
+    <w:r>
+      <w:rPr>
+        <w:rStyle w:val="PageNumber"/>
+        <w:rFonts w:ascii="Arial Narrow" w:hAnsi="Arial Narrow" w:cs="Arial Narrow"/>
+        <w:color w:val="FFFFFF"/>
+        <w:sz w:val="20"/>
+      </w:rPr>
+      <w:t>11</w:t>
+    </w:r>
   </w:p>
 </w:ftr>
 </file>
@@ -5470,16 +5318,6 @@
       </w:rPr>
       <w:tab/>
     </w:r>
-  </w:p>
-</w:hdr>
-</file>
-
-<file path=word/header2.xml><?xml version="1.0" encoding="utf-8"?>
-<w:hdr xmlns:wpc="http://schemas.microsoft.com/office/word/2010/wordprocessingCanvas" xmlns:cx="http://schemas.microsoft.com/office/drawing/2014/chartex" xmlns:cx1="http://schemas.microsoft.com/office/drawing/2015/9/8/chartex" xmlns:cx2="http://schemas.microsoft.com/office/drawing/2015/10/21/chartex" xmlns:cx3="http://schemas.microsoft.com/office/drawing/2016/5/9/chartex" xmlns:cx4="http://schemas.microsoft.com/office/drawing/2016/5/10/chartex" xmlns:cx5="http://schemas.microsoft.com/office/drawing/2016/5/11/chartex" xmlns:cx6="http://schemas.microsoft.com/office/drawing/2016/5/12/chartex" xmlns:cx7="http://schemas.microsoft.com/office/drawing/2016/5/13/chartex" xmlns:cx8="http://schemas.microsoft.com/office/drawing/2016/5/14/chartex" xmlns:mc="http://schemas.openxmlformats.org/markup-compatibility/2006" xmlns:aink="http://schemas.microsoft.com/office/drawing/2016/ink" xmlns:am3d="http://schemas.microsoft.com/office/drawing/2017/model3d" xmlns:o="urn:schemas-microsoft-com:office:office" xmlns:oel="http://schemas.microsoft.com/office/2019/extlst" xmlns:r="http://schemas.openxmlformats.org/officeDocument/2006/relationships" xmlns:m="http://schemas.openxmlformats.org/officeDocument/2006/math" xmlns:v="urn:schemas-microsoft-com:vml" xmlns:wp14="http://schemas.microsoft.com/office/word/2010/wordprocessingDrawing" xmlns:wp="http://schemas.openxmlformats.org/drawingml/2006/wordprocessingDrawing" xmlns:w10="urn:schemas-microsoft-com:office:word" xmlns:w="http://schemas.openxmlformats.org/wordprocessingml/2006/main" xmlns:w14="http://schemas.microsoft.com/office/word/2010/wordml" xmlns:w15="http://schemas.microsoft.com/office/word/2012/wordml" xmlns:w16cex="http://schemas.microsoft.com/office/word/2018/wordml/cex" xmlns:w16cid="http://schemas.microsoft.com/office/word/2016/wordml/cid" xmlns:w16="http://schemas.microsoft.com/office/word/2018/wordml" xmlns:w16du="http://schemas.microsoft.com/office/word/2023/wordml/word16du" xmlns:w16sdtdh="http://schemas.microsoft.com/office/word/2020/wordml/sdtdatahash" xmlns:w16sdtfl="http://schemas.microsoft.com/office/word/2024/wordml/sdtformatlock" xmlns:w16se="http://schemas.microsoft.com/office/word/2015/wordml/symex" xmlns:wpg="http://schemas.microsoft.com/office/word/2010/wordprocessingGroup" xmlns:wpi="http://schemas.microsoft.com/office/word/2010/wordprocessingInk" xmlns:wne="http://schemas.microsoft.com/office/word/2006/wordml" xmlns:wps="http://schemas.microsoft.com/office/word/2010/wordprocessingShape" mc:Ignorable="w14 w15 w16se w16cid w16 w16cex w16sdtdh w16sdtfl w16du wp14">
-  <w:p>
-    <w:pPr>
-      <w:pStyle w:val="Header"/>
-    </w:pPr>
   </w:p>
 </w:hdr>
 </file>
